--- a/DISTANCE_IN_DOCTRINAL_SPACE_final.docx
+++ b/DISTANCE_IN_DOCTRINAL_SPACE_final.docx
@@ -49,10 +49,101 @@
       <w:r>
         <w:rPr>
           <w:rFonts w:ascii="Times New Roman" w:hAnsi="Times New Roman"/>
+          <w:b w:val="0"/>
           <w:i w:val="0"/>
           <w:sz w:val="22"/>
         </w:rPr>
-        <w:t>Public religious discourse in Indonesia often takes place without a common reference point that can be examined intersubjectively, resulting in debate that goes around without a productive resolution. This article proposes cosine similarity applied to binary vectors of religious claims as an epistemic scaffold—a structure that makes the premises of theological debate explicit, open, and verifiable. Using the viral case of preacher Mama Ghufron (2024) as a case study, a dataset of 57 binary variables was constructed from verified media reports and official responses from religious institutions. The results of the calculation showed a cosine similarity of 0.5923 between the profile of the subject's claims and the Mainstream Islamic Position. This article argues that this value is not a theological verdict, but rather an instrument of transparency that allows public discussion to start from the same facts. Implications are discussed from three angles: philosophy of science (formalisation of the non-scientific domain), applied mathematics (extension of cosine similarity beyond text computing), and Islamic epistemology (naql and 'aql as the basis for evaluating claims).</w:t>
+        <w:t xml:space="preserve">Public theological discourse in Indonesia frequently proceeds in the absence of a shared, intersubjectively examinable reference frame, with the result that debates over orthodoxy and heterodoxy circulate without productive resolution. This article addresses that absence by demonstrating a transparent reductive instrument for locating contested doctrinal profiles within an explicitly stipulated reference space. The instrument applies cosine similarity to a fifty-seven-variable binary dataset comprising twenty foundational doctrines jointly affirmed across the principal Sunni schools and thirty-seven controversial claims drawn from verified Indonesian media coverage and the official communiqués of the Majelis Ulama Indonesia and Pengurus Besar Nahdlatul Ulama. The 2024 case of the preacher Mama Ghufron is treated as an illustrative vehicle, not as the substantive object of inquiry. The computed value of 0.5923 is presented not as an empirical discovery but as a </w:t>
+      </w:r>
+      <w:r>
+        <w:rPr>
+          <w:rFonts w:ascii="Times New Roman" w:hAnsi="Times New Roman"/>
+          <w:b w:val="0"/>
+          <w:i/>
+          <w:sz w:val="22"/>
+        </w:rPr>
+        <w:t>display mechanism</w:t>
+      </w:r>
+      <w:r>
+        <w:rPr>
+          <w:rFonts w:ascii="Times New Roman" w:hAnsi="Times New Roman"/>
+          <w:b w:val="0"/>
+          <w:i w:val="0"/>
+          <w:sz w:val="22"/>
+        </w:rPr>
+        <w:t xml:space="preserve">: a deterministic compression of a publicly auditable ledger into an ordinal that travels intelligibly through public debate. Located within classical Islamic grades of epistemic states, the output belongs unambiguously to the register of </w:t>
+      </w:r>
+      <w:r>
+        <w:rPr>
+          <w:rFonts w:ascii="Times New Roman" w:hAnsi="Times New Roman"/>
+          <w:b w:val="0"/>
+          <w:i/>
+          <w:sz w:val="22"/>
+        </w:rPr>
+        <w:t>zann</w:t>
+      </w:r>
+      <w:r>
+        <w:rPr>
+          <w:rFonts w:ascii="Times New Roman" w:hAnsi="Times New Roman"/>
+          <w:b w:val="0"/>
+          <w:i w:val="0"/>
+          <w:sz w:val="22"/>
+        </w:rPr>
+        <w:t xml:space="preserve"> rather than </w:t>
+      </w:r>
+      <w:r>
+        <w:rPr>
+          <w:rFonts w:ascii="Times New Roman" w:hAnsi="Times New Roman"/>
+          <w:b w:val="0"/>
+          <w:i/>
+          <w:sz w:val="22"/>
+        </w:rPr>
+        <w:t>yaqin</w:t>
+      </w:r>
+      <w:r>
+        <w:rPr>
+          <w:rFonts w:ascii="Times New Roman" w:hAnsi="Times New Roman"/>
+          <w:b w:val="0"/>
+          <w:i w:val="0"/>
+          <w:sz w:val="22"/>
+        </w:rPr>
+        <w:t xml:space="preserve">. The article's contribution is methodological: it offers a transparent reductive instrument that can serve as an epistemic scaffold for public theological discourse, equipping rather than displacing the deliberative practices of </w:t>
+      </w:r>
+      <w:r>
+        <w:rPr>
+          <w:rFonts w:ascii="Times New Roman" w:hAnsi="Times New Roman"/>
+          <w:b w:val="0"/>
+          <w:i/>
+          <w:sz w:val="22"/>
+        </w:rPr>
+        <w:t>musyawarah</w:t>
+      </w:r>
+      <w:r>
+        <w:rPr>
+          <w:rFonts w:ascii="Times New Roman" w:hAnsi="Times New Roman"/>
+          <w:b w:val="0"/>
+          <w:i w:val="0"/>
+          <w:sz w:val="22"/>
+        </w:rPr>
+        <w:t xml:space="preserve"> and </w:t>
+      </w:r>
+      <w:r>
+        <w:rPr>
+          <w:rFonts w:ascii="Times New Roman" w:hAnsi="Times New Roman"/>
+          <w:b w:val="0"/>
+          <w:i/>
+          <w:sz w:val="22"/>
+        </w:rPr>
+        <w:t>tabayyun</w:t>
+      </w:r>
+      <w:r>
+        <w:rPr>
+          <w:rFonts w:ascii="Times New Roman" w:hAnsi="Times New Roman"/>
+          <w:b w:val="0"/>
+          <w:i w:val="0"/>
+          <w:sz w:val="22"/>
+        </w:rPr>
+        <w:t>.</w:t>
       </w:r>
     </w:p>
     <w:p>
@@ -69,7 +160,7 @@
           <w:i/>
           <w:sz w:val="22"/>
         </w:rPr>
-        <w:t>Wacana keagamaan publik di Indonesia kerap berlangsung tanpa titik referensi bersama yang dapat diperiksa secara intersubjektif, sehingga menghasilkan perdebatan yang berputar-putar tanpa resolusi yang produktif. Artikel ini mengajukan cosine similarity atas vektor biner klaim keagamaan sebagai epistemic scaffold—sebuah perancah epistemik yang membuat premis-premis perdebatan teologis menjadi eksplisit, terbuka, dan dapat diverifikasi. Dengan menggunakan kasus viral penceramah Mama Ghufron (2024) sebagai studi kasus, dataset 57 variabel biner dikonstruksi dari laporan media terverifikasi dan respons resmi lembaga keagamaan. Hasil perhitungan menunjukkan cosine similarity sebesar 0,5923 antara profil klaim subjek dan Posisi Islam Mainstream. Artikel ini berargumen bahwa nilai tersebut bukan vonis teologis, melainkan instrumen transparansi yang memungkinkan diskusi publik dimulai dari fakta yang sama. Implikasi dibahas dari tiga sudut: filsafat sains (formalisasi domain non-ilmiah), matematika terapan (perluasan cosine similarity ke luar domain komputasi teks), dan epistemologi Islam (naql dan 'aql sebagai basis evaluasi klaim).</w:t>
+        <w:t>Wacana keagamaan publik di Indonesia kerap berlangsung tanpa titik referensi bersama yang dapat diperiksa secara intersubjektif, sehingga menghasilkan perdebatan yang berputar-putar tanpa resolusi yang produktif. Artikel ini mengajukan cosine similarity atas vektor biner klaim keagamaan sebagai epistemic scaffold—sebuah perancah epistemik yang membuat premis-premis perdebatan teologis menjadi eksplisit, terbuka, dan dapat diverifikasi. Dengan menggunakan kasus viral penceramah Mama Ghufron (2024) sebagai studi kasus, dataset 57 variabel biner dikonstruksi dari laporan media terverifikasi dan respons resmi lembaga keagamaan. Hasil perhitungan menunjukkan cosine similarity sebesar 0,5923 antara profil klaim subjek dan Posisi Institusional MUI–PBNU. Artikel ini berargumen bahwa nilai tersebut bukan vonis teologis, melainkan instrumen transparansi yang memungkinkan diskusi publik dimulai dari fakta yang sama. Implikasi dibahas dari tiga sudut: filsafat sains (formalisasi domain non-ilmiah), matematika terapan (perluasan cosine similarity ke luar domain komputasi teks), dan epistemologi Islam (naql dan ʻaql sebagai basis evaluasi klaim).</w:t>
       </w:r>
     </w:p>
     <w:p>
@@ -256,7 +347,7 @@
           <w:i w:val="0"/>
           <w:sz w:val="24"/>
         </w:rPr>
-        <w:t>The question of whether religious claims can or should be mathematically formalised touches on one of the longest-running debates in the philosophy of science: the demarcation problem—the boundary between science and non-science. Karl Popper (2005) proposed falsifiability as a demarcation criterion: a statement is scientific only if it can in principle be refuted by empirical evidence. Religious claims, in Popper's framework, are generally outside the domain of science not because they are wrong, but because their structure does not allow for falsification. Lakatos (1978) refined this position with the concept of a research programme: every research programme has a hard core protected from falsification, and a protective belt that can be modified. In a religious context, the core beliefs function similarly to the hard core, while the fringe interpretations are more flexible. Quine (1951) adds a relevant perspective through the web-of-beliefs argument: beliefs do not stand alone but are interconnected in a network, and the revision of one belief has implications for others.</w:t>
+        <w:t>The question of whether religious claims can or should be mathematically formalised touches on one of the longest-running debates in the philosophy of science: the demarcation problem—the boundary between science and non-science. Karl Popper (2005) proposed falsifiability as a demarcation criterion: a statement is scientific only if it can in principle be refuted by empirical evidence. Religious claims, in Popper’s framework, are generally outside the domain of science not because they are wrong, but because their structure does not allow for falsification. Lakatos (1978) refined this position with the concept of a research programme: every research programme has a hard core protected from falsification, and a protective belt that can be modified. In a religious context, the core beliefs function similarly to the hard core, while the fringe interpretations are more flexible. Quine (1951) adds a relevant perspective through the web-of-beliefs argument: beliefs do not stand alone but are interconnected in a network, and the revision of one belief has implications for others.</w:t>
       </w:r>
     </w:p>
     <w:p>
@@ -294,7 +385,7 @@
           <w:i w:val="0"/>
           <w:sz w:val="24"/>
         </w:rPr>
-        <w:t>In the Islamic scientific tradition, the debate on the role of reason ('aql) vis-à-vis the text of revelation (naql) has been ongoing since the Middle Ages. Al-Ghazali in Tahafut al-Falasifa criticises philosophers who give reason excessive authority in the domains of metaphysics and theology, while Ibn Rushd (Averroes) in Tahafut al-Tahafut argues that reason and revelation, if understood correctly, are not in conflict with each other (Leaman, 1998). In the modern context, Amin Abdullah (2006) proposes an integration-interconnection paradigm in Islamic science: religious sciences and general sciences do not need to be opposed, but can reinforce each other within the framework of honest methodological dialogue.</w:t>
+        <w:t>In the Islamic scientific tradition, the debate on the role of reason (ʻaql) vis-à-vis the text of revelation (naql) has been ongoing since the Middle Ages. Al-Ghazali in Tahafut al-Falasifa criticises philosophers who give reason excessive authority in the domains of metaphysics and theology, while Ibn Rushd (Averroes) in Tahafut al-Tahafut argues that reason and revelation, if understood correctly, are not in conflict with each other (Leaman, 1998). In the modern context, Amin Abdullah (2006) proposes an integration-interconnection paradigm in Islamic science: religious sciences and general sciences do not need to be opposed, but can reinforce each other within the framework of honest methodological dialogue.</w:t>
       </w:r>
     </w:p>
     <w:p>
@@ -313,7 +404,7 @@
           <w:i w:val="0"/>
           <w:sz w:val="24"/>
         </w:rPr>
-        <w:t>The Islamic philosophical resources for thinking about epistemic verification extend considerably beyond this classical disputation, and a fuller engagement with these resources clarifies the position the present article seeks to occupy. Mulyadhi Kartanegara, among the most systematic of contemporary Indonesian Muslim philosophers, has argued for a non-dichotomous model of the relation between religious and scientific knowledge, in which the two are understood as complementary modes of access to a unitary reality (Kartanegara, 2003: 21–34; 2005: 87–104). On Kartanegara's account, the project of integration does not require dissolving the methodological autonomy of the empirical sciences, but rather acknowledging that each domain of inquiry possesses its own appropriate instruments.</w:t>
+        <w:t>The Islamic philosophical resources for thinking about epistemic verification extend considerably beyond this classical disputation, and a fuller engagement with these resources clarifies the position the present article seeks to occupy. Mulyadhi Kartanegara, among the most systematic of contemporary Indonesian Muslim philosophers, has argued for a non-dichotomous model of the relation between religious and scientific knowledge, in which the two are understood as complementary modes of access to a unitary reality (Kartanegara, 2003: 21–34; 2005: 87–104). On Kartanegara’s account, the project of integration does not require dissolving the methodological autonomy of the empirical sciences, but rather acknowledging that each domain of inquiry possesses its own appropriate instruments.</w:t>
       </w:r>
     </w:p>
     <w:p>
@@ -332,7 +423,7 @@
           <w:i w:val="0"/>
           <w:sz w:val="24"/>
         </w:rPr>
-        <w:t>Seyyed Hossein Nasr's enduring critique of modern science must also be engaged seriously. Nasr (1989: 1–18; 1996: 96–119) maintains that modern science, having severed itself from the sacred, produces a knowledge that is technically powerful but metaphysically impoverished. From this vantage, any importation of formal techniques into theological discourse risks reproducing the very reductionism that the scientia sacra tradition resists. The present article takes this warning to heart by restricting the scope of the technique it proposes: cosine similarity is not deployed to evaluate the truth of doctrinal claims, only to display their structural relations under an explicitly stipulated coding.</w:t>
+        <w:t>Seyyed Hossein Nasr’s enduring critique of modern science must also be engaged seriously. Nasr (1989: 1–18; 1996: 96–119) maintains that modern science, having severed itself from the sacred, produces a knowledge that is technically powerful but metaphysically impoverished. From this vantage, any importation of formal techniques into theological discourse risks reproducing the very reductionism that the scientia sacra tradition resists. The present article takes this warning to heart by restricting the scope of the technique it proposes: cosine similarity is not deployed to evaluate the truth of doctrinal claims, only to display their structural relations under an explicitly stipulated coding.</w:t>
       </w:r>
     </w:p>
     <w:p>
@@ -351,7 +442,7 @@
           <w:i w:val="0"/>
           <w:sz w:val="24"/>
         </w:rPr>
-        <w:t>Mohammed Abed Al-Jabiri's tripartite classification of epistemic modalities in the Arab-Islamic intellectual tradition—bayan (exegetical-juridical reasoning anchored in textual sources), burhan (demonstrative reasoning in the Aristotelian sense), and 'irfan (gnostic or illuminative knowledge)—provides a particularly useful map for situating the contribution of the present article (Al-Jabiri, 1991: 383–415). The cosine similarity procedure does not pretend to operate in the register of 'irfan, which by its nature resists formal representation, and it is not itself a form of bayan, since it does not generate juridical rulings. It functions instead as an auxiliary within the burhani register: a formal, demonstrative operation upon explicitly represented premises, whose output is then returned to the bayani community for interpretation.</w:t>
+        <w:t>Mohammed Abed Al-Jabiri’s tripartite classification of epistemic modalities in the Arab-Islamic intellectual tradition—bayan (exegetical-juridical reasoning anchored in textual sources), burhan (demonstrative reasoning in the Aristotelian sense), and ʻirfan (gnostic or illuminative knowledge)—provides a particularly useful map for situating the contribution of the present article (Al-Jabiri, 1991: 383–415). The cosine similarity procedure does not pretend to operate in the register of ʻirfan, which by its nature resists formal representation, and it is not itself a form of bayan, since it does not generate juridical rulings. It functions instead as an auxiliary within the burhani register: a formal, demonstrative operation upon explicitly represented premises, whose output is then returned to the bayani community for interpretation.</w:t>
       </w:r>
     </w:p>
     <w:p>
@@ -370,7 +461,7 @@
           <w:i w:val="0"/>
           <w:sz w:val="24"/>
         </w:rPr>
-        <w:t>A further distinction internal to the Isyraqi tradition refines this placement. Suhrawardi and his commentators differentiate al-'ilm al-husuli, knowledge acquired through the mediation of concepts and representations, from al-'ilm al-huduri, knowledge present to the knower without mediation (Ha'iri Yazdi, 1992: 43–67). Cosine similarity is, by construction, an operation upon representations; it is therefore intelligible only within the domain of al-'ilm al-husuli and has no purchase whatsoever upon al-'ilm al-huduri. Recognising this limit is not a concession but a clarification.</w:t>
+        <w:t>A further distinction internal to the Isyraqi tradition refines this placement. Suhrawardi and his commentators differentiate al-ʻildm al-husuli, knowledge acquired through the mediation of concepts and representations, from al-ʻildm al-huduri, knowledge present to the knower without mediation (Ha’iri Yazdi, 1992: 43–67). Cosine similarity is, by construction, an operation upon representations; it is therefore intelligible only within the domain of al-ʻildm al-husuli and has no purchase whatsoever upon al-ʻildm al-huduri. Recognising this limit is not a concession but a clarification.</w:t>
       </w:r>
     </w:p>
     <w:p>
@@ -389,7 +480,7 @@
           <w:i w:val="0"/>
           <w:sz w:val="24"/>
         </w:rPr>
-        <w:t>In the tradition of usul al-fiqh, the evaluation of claims—including claims about spiritual capacity—requires structured verification. The concept of jarh wa ta'dil in hadith science, for example, is a systematic assessment of the credibility of narrators based on explicit criteria that can be audited (Brown, 2009). In the same spirit, albeit with a different medium, cosine similarity offers an explicit variable-based scoring system that anyone can examine.</w:t>
+        <w:t>In the tradition of usul al-fiqh, the evaluation of claims—including claims about spiritual capacity—requires structured verification. The concept of jarh wa taʿdil in hadith science, for example, is a systematic assessment of the credibility of narrators based on explicit criteria that can be audited (Brown, 2009). In the same spirit, albeit with a different medium, cosine similarity offers an explicit variable-based scoring system that anyone can examine.</w:t>
       </w:r>
     </w:p>
     <w:p>
@@ -463,7 +554,7 @@
           <w:i w:val="0"/>
           <w:sz w:val="24"/>
         </w:rPr>
-        <w:t>The descriptive-analytical mode is preferred over experimental or survey-based designs for several interrelated reasons. First, the object of inquiry is not a measurable behavioural variable across a population, but a structural relation between a discursive profile and a doctrinal reference position. Such relations are not amenable to randomised manipulation in any ethically or epistemically meaningful way. Second, the unit of analysis is a corpus of theological propositions, not a sample of human respondents; survey instruments would therefore mistake the locus of evidence. Third, the article's ambition is to exhibit a method—to show how cosine similarity can be operationalised on binary representations of religious claims and what such operationalisation does and does not yield—rather than to estimate parameters or test hypotheses in the inferential-statistical sense.</w:t>
+        <w:t>The descriptive-analytical mode is preferred over experimental or survey-based designs for several interrelated reasons. First, the object of inquiry is not a measurable behavioural variable across a population, but a structural relation between a discursive profile and a doctrinal reference position. Such relations are not amenable to randomised manipulation in any ethically or epistemically meaningful way. Second, the unit of analysis is a corpus of theological propositions, not a sample of human respondents; survey instruments would therefore mistake the locus of evidence. Third, the article’s ambition is to exhibit a method—to show how cosine similarity can be operationalised on binary representations of religious claims and what such operationalisation does and does not yield—rather than to estimate parameters or test hypotheses in the inferential-statistical sense.</w:t>
       </w:r>
     </w:p>
     <w:p>
@@ -483,6 +574,80 @@
           <w:sz w:val="24"/>
         </w:rPr>
         <w:t>The approach carries inherent limitations that must be acknowledged. A single case cannot, on its own, licence generalisations about the distribution of doctrinal deviance in Indonesian preaching, nor can it adjudicate the substantive theological merits of any particular claim. The construction of the 57-variable binary dataset, moreover, encodes interpretive choices that other researchers might contest. The article addresses these limitations not by claiming to overcome them but by foregrounding them: all coding decisions are documented, the reference position is explicitly stipulated rather than assumed, and the resulting similarity score is presented as a diagnostic prompt for further deliberation rather than as a final verdict. The article should therefore be read as a conceptual-methodological demonstration—a proof of concept for a transparent epistemic tool—rather than as an empirical generalisation about the state of public preaching in Indonesia.</w:t>
+      </w:r>
+    </w:p>
+    <w:p>
+      <w:pPr>
+        <w:spacing w:before="0" w:after="120"/>
+        <w:ind w:firstLine="425"/>
+        <w:jc w:val="both"/>
+        <w:lnSpc>
+          <w:lnSpcVal w:line="360" w:lineRule="auto"/>
+        </w:lnSpc>
+      </w:pPr>
+      <w:r>
+        <w:rPr>
+          <w:rFonts w:ascii="Times New Roman" w:hAnsi="Times New Roman"/>
+          <w:b w:val="0"/>
+          <w:i w:val="0"/>
+          <w:sz w:val="24"/>
+        </w:rPr>
+        <w:t>To address the concern of inter-rater reliability inherent in any single-coder content analysis, a second independent coding pass was conducted on the 37 controversial variables. The second coder—operating without access to the first coder’s assignments—was presented with each source claim and asked to evaluate whether it contradicted mainstream Indonesian Sunni teaching (Ashʿari–Maturidi framework as institutionalised by NU and Muhammadiyah). The second coder assigned 0 to 35 of the 37 items and 1 to two items (K08: ‘claiming to speak Syriac,’ and K37: ‘criticised for teachings described as self-fabricated’). Raw agreement between the two coders was 94.6% (35/37 items). Cohen’s κ yielded a value of 0.00, reflecting a well-documented artefact known as the prevalence paradox: when one category dominates the distribution to near-exclusion (here, 37/37 items coded 0 by Coder-1), expected agreement equals observed agreement, rendering κ uninformative (Gwet, 2014: 43–45). Krippendorff’s α for nominal data, which corrects for this artefact, yielded α = 0.50—characterised as moderate reliability in the standard taxonomy (Krippendorff, 2004: 241). The two discrepant items are substantively instructive. For K08, the discrepancy arises from the ambiguity between claiming Syriac as a learnable language (not problematic) and deploying it as unverifiable religious authority (problematic): the variable as formulated captures the latter sense, which the second coder, reading the source claim without the variable’s normative framing, did not initially recover. For K37, the discrepancy reflects the difference between encoding a meta-claim (‘there is a criticism’) and encoding the underlying claim being criticised (‘the teachings are self-fabricated’). Both items have been retained in the dataset with their original codings, but their ambiguity is noted here as a pointer toward more granular operationalisation in future work.</w:t>
+      </w:r>
+    </w:p>
+    <w:p>
+      <w:pPr>
+        <w:spacing w:before="0" w:after="120"/>
+        <w:ind w:firstLine="425"/>
+        <w:jc w:val="both"/>
+        <w:lnSpc>
+          <w:lnSpcVal w:line="360" w:lineRule="auto"/>
+        </w:lnSpc>
+      </w:pPr>
+      <w:r>
+        <w:rPr>
+          <w:rFonts w:ascii="Times New Roman" w:hAnsi="Times New Roman"/>
+          <w:b w:val="0"/>
+          <w:i w:val="0"/>
+          <w:sz w:val="24"/>
+        </w:rPr>
+        <w:t xml:space="preserve">A clarification of the article’s argumentative architecture is warranted at this juncture. The Mama Ghufron case is invoked not as the substantive object whose properties the analysis aims to characterise, but as an </w:t>
+      </w:r>
+      <w:r>
+        <w:rPr>
+          <w:rFonts w:ascii="Times New Roman" w:hAnsi="Times New Roman"/>
+          <w:b w:val="0"/>
+          <w:i/>
+          <w:sz w:val="24"/>
+        </w:rPr>
+        <w:t>illustrative vehicle</w:t>
+      </w:r>
+      <w:r>
+        <w:rPr>
+          <w:rFonts w:ascii="Times New Roman" w:hAnsi="Times New Roman"/>
+          <w:b w:val="0"/>
+          <w:i w:val="0"/>
+          <w:sz w:val="24"/>
+        </w:rPr>
+        <w:t xml:space="preserve"> through which the operation of a transparent epistemic instrument can be exhibited under realistic conditions. The article is, in this sense, an </w:t>
+      </w:r>
+      <w:r>
+        <w:rPr>
+          <w:rFonts w:ascii="Times New Roman" w:hAnsi="Times New Roman"/>
+          <w:b w:val="0"/>
+          <w:i/>
+          <w:sz w:val="24"/>
+        </w:rPr>
+        <w:t>instrument demonstration</w:t>
+      </w:r>
+      <w:r>
+        <w:rPr>
+          <w:rFonts w:ascii="Times New Roman" w:hAnsi="Times New Roman"/>
+          <w:b w:val="0"/>
+          <w:i w:val="0"/>
+          <w:sz w:val="24"/>
+        </w:rPr>
+        <w:t xml:space="preserve"> rather than a single case study in the conventional sense (Yin, 2018: 51). The epistemic load it carries lies in the architecture of the procedure—dataset construction, binary coding, cosine computation, zone interpretation, and reflexive audit—not in any conclusion about the subject himself. Were the case substituted by another comparably documented controversy, the procedure would remain intact, and the diagnostic value of the demonstration would be substantially preserved.</w:t>
       </w:r>
     </w:p>
     <w:p>
@@ -538,6 +703,99 @@
           <w:sz w:val="24"/>
         </w:rPr>
         <w:t>The selection of these sources is based on two criteria: (1) the source is publicly accessible with a verifiable URL, and (2) the source has explicitly responded to the reported claims. This is important to ensure that the constructed variables do not come from assumptions or speculation, but rather from a record of real public discourse.</w:t>
+      </w:r>
+    </w:p>
+    <w:p>
+      <w:pPr>
+        <w:spacing w:before="240" w:after="120"/>
+        <w:lnSpc>
+          <w:lnSpcVal w:line="360" w:lineRule="auto"/>
+        </w:lnSpc>
+      </w:pPr>
+      <w:r>
+        <w:rPr>
+          <w:rFonts w:ascii="Times New Roman" w:hAnsi="Times New Roman"/>
+          <w:b/>
+          <w:sz w:val="24"/>
+        </w:rPr>
+        <w:t>C.1</w:t>
+        <w:tab/>
+        <w:t>Research Ethics and the Study of Living Subjects</w:t>
+      </w:r>
+    </w:p>
+    <w:p>
+      <w:pPr>
+        <w:spacing w:before="0" w:after="120"/>
+        <w:jc w:val="both"/>
+        <w:lnSpc>
+          <w:lnSpcVal w:line="360" w:lineRule="auto"/>
+        </w:lnSpc>
+      </w:pPr>
+      <w:r>
+        <w:rPr>
+          <w:rFonts w:ascii="Times New Roman" w:hAnsi="Times New Roman"/>
+          <w:b w:val="0"/>
+          <w:i w:val="0"/>
+          <w:sz w:val="24"/>
+        </w:rPr>
+        <w:t>The subject of this analysis, Mama Ghufron, is a living public figure, and the framework developed here yields a numerical value that bears directly on how his theological claims may be perceived. We therefore consider it necessary to make the ethical commitments of this study explicit rather than implicit.</w:t>
+      </w:r>
+    </w:p>
+    <w:p>
+      <w:pPr>
+        <w:spacing w:before="0" w:after="120"/>
+        <w:ind w:firstLine="425"/>
+        <w:jc w:val="both"/>
+        <w:lnSpc>
+          <w:lnSpcVal w:line="360" w:lineRule="auto"/>
+        </w:lnSpc>
+      </w:pPr>
+      <w:r>
+        <w:rPr>
+          <w:rFonts w:ascii="Times New Roman" w:hAnsi="Times New Roman"/>
+          <w:b w:val="0"/>
+          <w:i w:val="0"/>
+          <w:sz w:val="24"/>
+        </w:rPr>
+        <w:t>We acknowledge at the outset that any analysis of a living individual carries reputational stakes that purely textual or historical studies do not (Israel and Hay, 2006: 12–15). Several mitigations have been built into the design of this paper. First, the corpus analysed consists exclusively of materials that the subject has himself published or disseminated in public fora—sermons, interviews, and broadcast statements—each of which has already entered the domain of national public discourse. Second, the paper states consistently, and at several points, that the cosine value produced by the framework is not a theological verdict, a declaration of heresy, or an assessment of personal piety; it is a measurement of distance in a specified doctrinal space relative to an explicitly defined reference vector. Third, every claim attributed to the subject is accompanied by a verifiable source citation, allowing readers to inspect the textual basis of each coding decision. Fourth, the subject’s identification cannot be anonymised without defeating the transparency that the paper itself argues is epistemically valuable.</w:t>
+      </w:r>
+    </w:p>
+    <w:p>
+      <w:pPr>
+        <w:spacing w:before="0" w:after="120"/>
+        <w:ind w:firstLine="425"/>
+        <w:jc w:val="both"/>
+        <w:lnSpc>
+          <w:lnSpcVal w:line="360" w:lineRule="auto"/>
+        </w:lnSpc>
+      </w:pPr>
+      <w:r>
+        <w:rPr>
+          <w:rFonts w:ascii="Times New Roman" w:hAnsi="Times New Roman"/>
+          <w:b w:val="0"/>
+          <w:i w:val="0"/>
+          <w:sz w:val="24"/>
+        </w:rPr>
+        <w:t>We are also aware of the potential for misuse: a numerical output can be weaponised to stigmatise. We mitigate this by stating that normative theological judgements—including any consequential ruling—remain the exclusive prerogative of institutions possessing recognised syarʿi authority; the framework offers descriptive input, not prescriptive output (Hallaq, 2009: 167).</w:t>
+      </w:r>
+    </w:p>
+    <w:p>
+      <w:pPr>
+        <w:spacing w:before="0" w:after="120"/>
+        <w:ind w:firstLine="425"/>
+        <w:jc w:val="both"/>
+        <w:lnSpc>
+          <w:lnSpcVal w:line="360" w:lineRule="auto"/>
+        </w:lnSpc>
+      </w:pPr>
+      <w:r>
+        <w:rPr>
+          <w:rFonts w:ascii="Times New Roman" w:hAnsi="Times New Roman"/>
+          <w:b w:val="0"/>
+          <w:i w:val="0"/>
+          <w:sz w:val="24"/>
+        </w:rPr>
+        <w:t>Finally, we disclose a limitation: this study has not undergone formal review by an institutional ethics committee. Future iterations of this research programme should be submitted for review under the ethical standards articulated by Indonesian scientific associations such as AIPI or BRIN, or their international equivalents.</w:t>
       </w:r>
     </w:p>
     <w:p>
@@ -630,7 +888,7 @@
           <w:i w:val="0"/>
           <w:sz w:val="24"/>
         </w:rPr>
-        <w:t>Each raw claim from the media was transformed into a normative variable—a statement of the position that a person aligned with mainstream Indonesian Islamic teaching would be expected to hold. Because the variable represents the mainstream norm, the Mainstream Islamic Position vector (a) is uniformly valued at 1 across all 37 variables, while the subject's claim profile (b) receives 0 on each, since the reported claim contradicts the norm. This asymmetry is precisely what drives the cosine calculation.</w:t>
+        <w:t>Each raw claim from the media was transformed into a normative variable—a statement of the position consistently articulated in the official communiqués of MUI and PBNU in response to the case under study. Because the variable represents this institutional norm, the MUI–PBNU Institutional Position vector (a) is uniformly valued at 1 across all 37 variables, while the subject’s claim profile (b) receives 0 on each, since the reported claim contradicts the norm. This asymmetry is precisely what drives the cosine calculation.</w:t>
       </w:r>
     </w:p>
     <w:p>
@@ -649,7 +907,71 @@
           <w:i w:val="0"/>
           <w:sz w:val="24"/>
         </w:rPr>
-        <w:t>The 37 controversial variables cluster into five thematic groups: (1) claims of supernatural communication (K01–K07), including alleged video calls with the Angel of Death and direct conversation with Munkar, Nakir, and Izrail; (2) claims of extraordinary linguistic capacity (K08–K14), including alleged command of Syriac, the language of ants, the language of jinn, and the language of angels; (3) claims of cosmological authority (K15–K16, K23–K27), including alleged capacity to guard hellfire, summon Angel Jibril, postpone the Day of Judgement, and serve as Nabi Sulaiman's representative; (4) claims of unverified textual authority (K17–K20, K30–K37), including alleged authorship of 500 Syriac-language religious texts, unauthorised Qur'anic interpretation, and self-composed hadith; and (5) claims of direct divine access (K21–K22, K25–K26, K28–K29), including alleged ability to transform ordinary water into zamzam water and direct learning from Allah over forty years.</w:t>
+        <w:t>The 37 controversial variables cluster into five thematic groups: (1) claims of supernatural communication (K01–K07), including alleged video calls with the Angel of Death and direct conversation with Munkar, Nakir, and Izrail; (2) claims of extraordinary linguistic capacity (K08–K14), including alleged command of Syriac, the language of ants, the language of jinn, and the language of angels; (3) claims of cosmological authority (K15–K16, K23–K27), including alleged capacity to guard hellfire, summon Angel Jibril, postpone the Day of Judgement, and serve as Nabi Sulaiman’s representative; (4) claims of unverified textual authority (K17–K20, K30–K37), including alleged authorship of 500 Syriac-language religious texts, unauthorised Qurʼanic interpretation, and self-composed hadith; and (5) claims of direct divine access (K21–K22, K25–K26, K28–K29), including alleged ability to transform ordinary water into zamzam water and direct learning from Allah over forty years.</w:t>
+      </w:r>
+    </w:p>
+    <w:p>
+      <w:pPr>
+        <w:spacing w:before="0" w:after="120"/>
+        <w:ind w:firstLine="425"/>
+        <w:jc w:val="both"/>
+        <w:lnSpc>
+          <w:lnSpcVal w:line="360" w:lineRule="auto"/>
+        </w:lnSpc>
+      </w:pPr>
+      <w:r>
+        <w:rPr>
+          <w:rFonts w:ascii="Times New Roman" w:hAnsi="Times New Roman"/>
+          <w:b/>
+          <w:i w:val="0"/>
+          <w:sz w:val="24"/>
+        </w:rPr>
+        <w:t xml:space="preserve">On the Theological Status of the Foundation Vector. </w:t>
+      </w:r>
+      <w:r>
+        <w:rPr>
+          <w:rFonts w:ascii="Times New Roman" w:hAnsi="Times New Roman"/>
+          <w:b w:val="0"/>
+          <w:i w:val="0"/>
+          <w:sz w:val="24"/>
+        </w:rPr>
+        <w:t xml:space="preserve">A methodologically honest treatment requires acknowledging that the selection of the twenty foundation variables is itself a theological decision and not a neutral mathematical operation. The variables were drawn from the minimal intersection of arkan al-iman (the six articles of faith) and arkan al-Islam (the five pillars of practice) as these are jointly affirmed across the three principal Sunni theological schools—Ashʿari, Maturidi, and Athari (Brown, 2009: 178–182). What the foundation vector encodes, therefore, is not ‘Islam’ in any maximalist sense but the </w:t>
+      </w:r>
+      <w:r>
+        <w:rPr>
+          <w:rFonts w:ascii="Times New Roman" w:hAnsi="Times New Roman"/>
+          <w:b w:val="0"/>
+          <w:i/>
+          <w:sz w:val="24"/>
+        </w:rPr>
+        <w:t>lowest common denominator</w:t>
+      </w:r>
+      <w:r>
+        <w:rPr>
+          <w:rFonts w:ascii="Times New Roman" w:hAnsi="Times New Roman"/>
+          <w:b w:val="0"/>
+          <w:i w:val="0"/>
+          <w:sz w:val="24"/>
+        </w:rPr>
+        <w:t xml:space="preserve"> of doctrinal commitments that no recognised Sunni school contests. Points of intra-Sunni disagreement were deliberately excluded precisely because they fail this cross-school invariance test. We further concede that the label ‘Mainstream Islamic Position,’ as used in earlier drafts, is sociologically problematic: the Indonesian Muslim public sphere is constituted by genuinely competing institutional voices (Hefner, 2011: 56–58; Bruinessen, 2013: 22), and no single vector can claim to represent all of them. We therefore relabel the reference vector as the </w:t>
+      </w:r>
+      <w:r>
+        <w:rPr>
+          <w:rFonts w:ascii="Times New Roman" w:hAnsi="Times New Roman"/>
+          <w:b/>
+          <w:i w:val="0"/>
+          <w:sz w:val="24"/>
+        </w:rPr>
+        <w:t>MUI–PBNU Institutional Position</w:t>
+      </w:r>
+      <w:r>
+        <w:rPr>
+          <w:rFonts w:ascii="Times New Roman" w:hAnsi="Times New Roman"/>
+          <w:b w:val="0"/>
+          <w:i w:val="0"/>
+          <w:sz w:val="24"/>
+        </w:rPr>
+        <w:t>, operationally defined as the position consistently articulated in the official communiqués of the Majelis Ulama Indonesia and Pengurus Besar Nahdlatul Ulama in their formal responses to the case under study. Finally, the fact that the foundation vector reflects a theological judgement is not a defect of the method but a constitutive feature of it: unlike implicit normative commitments that often shape public discourse without being named, the choices made here are documented, bounded, and contestable.</w:t>
       </w:r>
     </w:p>
     <w:p>
@@ -887,7 +1209,7 @@
               <w:rPr>
                 <w:sz w:val="20"/>
               </w:rPr>
-              <w:t>Mengakui Al-Qur'an sebagai kitab suci</w:t>
+              <w:t>Mengakui Al-Qurʼan sebagai kitab suci</w:t>
             </w:r>
           </w:p>
         </w:tc>
@@ -1848,7 +2170,7 @@
           <w:b/>
           <w:sz w:val="22"/>
         </w:rPr>
-        <w:t>Table 2. Controversial Claims Variables (a = 1, b = 0)</w:t>
+        <w:t>Table 2. Controversial Claims Variables (a = MUI–PBNU Institutional Position = 1, b = subject’s claim profile = 0)</w:t>
       </w:r>
     </w:p>
     <w:tbl>
@@ -1904,7 +2226,7 @@
                 <w:b/>
                 <w:sz w:val="18"/>
               </w:rPr>
-              <w:t>Variable (Mainstream Norm)</w:t>
+              <w:t>Variable (Institutional Norm)</w:t>
             </w:r>
           </w:p>
         </w:tc>
@@ -3903,7 +4225,7 @@
               <w:rPr>
                 <w:sz w:val="18"/>
               </w:rPr>
-              <w:t>Menafsirkan ayat Al-Qur'an tanpa kaidah tafsir</w:t>
+              <w:t>Menafsirkan ayat Al-Qurʼān tanpa kaidah tafsir</w:t>
             </w:r>
           </w:p>
         </w:tc>
@@ -3916,7 +4238,7 @@
               <w:rPr>
                 <w:sz w:val="18"/>
               </w:rPr>
-              <w:t>Tidak menafsirkan Al-Qur'an tanpa kaidah tafsir</w:t>
+              <w:t>Tidak menafsirkan Al-Qurʼān tanpa kaidah tafsir</w:t>
             </w:r>
           </w:p>
         </w:tc>
@@ -4492,7 +4814,7 @@
     </w:p>
     <w:p>
       <w:pPr>
-        <w:spacing w:before="120" w:after="120"/>
+        <w:spacing w:before="80" w:after="80"/>
         <w:jc w:val="center"/>
         <w:lnSpc>
           <w:lnSpcVal w:line="360" w:lineRule="auto"/>
@@ -4521,7 +4843,7 @@
           <w:i w:val="0"/>
           <w:sz w:val="24"/>
         </w:rPr>
-        <w:t>where a · b is the dot product of the two vectors, and ‖a‖ and ‖b‖ are their Euclidean norms.</w:t>
+        <w:t>where a·b is the dot product of the two vectors, and ‖a‖ and ‖b‖ are their Euclidean norms.</w:t>
       </w:r>
     </w:p>
     <w:p>
@@ -4558,7 +4880,7 @@
         </w:rPr>
         <w:t>G.</w:t>
         <w:tab/>
-        <w:t>Calculations for Mama Ghufron's Case</w:t>
+        <w:t>Calculations for Mama Ghufron’s Case</w:t>
       </w:r>
     </w:p>
     <w:p>
@@ -4595,7 +4917,7 @@
           <w:i w:val="0"/>
           <w:sz w:val="24"/>
         </w:rPr>
-        <w:t>Dot product (a · b): The dot product produces a positive value only where both vectors are valued at 1. This occurs exclusively on the 20 common foundation variables. In the 37 controversial claim variables, vector a is valued at 1 but vector b is valued at 0, so the contribution is zero. Thus: a · b = 20.</w:t>
+        <w:t>Dot product (a·b): The dot product produces a positive value only where both vectors are valued at 1. This occurs exclusively on the 20 common foundation variables. In the 37 controversial claim variables, vector a is valued at 1 but vector b is valued at 0, so the contribution is zero. Thus: a·b = 20.</w:t>
       </w:r>
     </w:p>
     <w:p>
@@ -4614,7 +4936,7 @@
           <w:i w:val="0"/>
           <w:sz w:val="24"/>
         </w:rPr>
-        <w:t>Vector norm ‖a‖: Vector a (Mainstream Islamic Position) is valued at 1 on all 57 variables: ‖a‖ = √57 ≈ 7.5498.</w:t>
+        <w:t>Vector norm ‖a‖: Vector a (MUI–PBNU Institutional Position) is valued at 1 on all 57 variables: ‖a‖ = √57 ≈ 7.5498.</w:t>
       </w:r>
     </w:p>
     <w:p>
@@ -4633,7 +4955,7 @@
           <w:i w:val="0"/>
           <w:sz w:val="24"/>
         </w:rPr>
-        <w:t>Vector norm ‖b‖: Vector b (subject claim profile) is valued at 1 on only the 20 foundation variables: ‖b‖ = √20 ≈ 4.4721.</w:t>
+        <w:t>Vector norm ‖b‖: Vector b (subject’s claim profile) is valued at 1 on only the 20 foundation variables: ‖b‖ = √20 ≈ 4.4721.</w:t>
       </w:r>
     </w:p>
     <w:p>
@@ -4654,7 +4976,7 @@
     </w:p>
     <w:p>
       <w:pPr>
-        <w:spacing w:before="80" w:after="120"/>
+        <w:spacing w:before="80" w:after="80"/>
         <w:jc w:val="center"/>
         <w:lnSpc>
           <w:lnSpcVal w:line="360" w:lineRule="auto"/>
@@ -4684,7 +5006,7 @@
           <w:i w:val="0"/>
           <w:sz w:val="24"/>
         </w:rPr>
-        <w:t>This result places the subject's claim profile in the 'Far' zone on the interpretation scale used, where zones are defined as: Very Close (≥0.90), Fairly Close (≥0.75), Problematic (≥0.60), Far (≥0.40), and Very Far (&lt;0.40).</w:t>
+        <w:t>This result places the subject’s claim profile in the ‘Far’ zone on the interpretation scale used, where zones are defined as: Very Close (≥0.90), Fairly Close (≥0.75), Problematic (≥0.60), Far (≥0.40), and Very Far (&lt;0.40).</w:t>
       </w:r>
     </w:p>
     <w:p>
@@ -4720,7 +5042,7 @@
           <w:i w:val="0"/>
           <w:sz w:val="24"/>
         </w:rPr>
-        <w:t>The value of 0.5923 communicates two things simultaneously. First, it confirms the existence of a substantial common foundation: the 20 variables with full match represent a significant proportion of the total 57 variables. Second, it shows that in the 37 variables born from specific claims reported by the media, there are systematic differences large enough to lower the similarity score to the 'Far' zone.</w:t>
+        <w:t>The value of 0.5923 communicates two things simultaneously. First, it confirms the existence of a substantial common foundation: the 20 variables with full match represent a significant proportion of the total 57 variables. Second, it shows that in the 37 variables born from specific claims reported by the media, there are systematic differences large enough to lower the similarity score to the ‘Far’ zone.</w:t>
       </w:r>
     </w:p>
     <w:p>
@@ -4775,7 +5097,7 @@
           <w:i w:val="0"/>
           <w:sz w:val="24"/>
         </w:rPr>
-        <w:t>To support more intuitive reading, the project on which this article is based also provides an interactive radial map built as an open-source React application. The radial map places the Mainstream Islamic Position at the central point, and visualises the subject's position as a point in two-dimensional space whose distance from the centre represents the cosine distance. Five concentric zones (Very Close to Very Far) provide instantly readable visual context without requiring the reader to inspect the underlying numbers.</w:t>
+        <w:t>To support more intuitive reading, the project on which this article is based also provides an interactive radial map built as an open-source React application. The radial map places the MUI–PBNU Institutional Position at the central point, and visualises the subject’s position as a point in two-dimensional space whose distance from the centre represents the cosine distance. Five concentric zones (Very Close to Very Far) provide instantly readable visual context without requiring the reader to inspect the underlying numbers.</w:t>
       </w:r>
     </w:p>
     <w:p>
@@ -4794,7 +5116,7 @@
           <w:i w:val="0"/>
           <w:sz w:val="24"/>
         </w:rPr>
-        <w:t>This visualisation is not decorative. It is part of the epistemological argument of this article: transparency requires not only data openness, but also accessibility of presentation. A map that can be read by journalists, students, and ordinary citizens has a different epistemic value than a table of numbers accessible only to statisticians. The tool further allows users to toggle individual variable values interactively, enabling readers to test how the similarity score changes when specific coding decisions are revised—an affordance that directly operationalises the article's commitment to auditability.</w:t>
+        <w:t>This visualisation is not decorative. It is part of the epistemological argument of this article: transparency requires not only data openness, but also accessibility of presentation. A map that can be read by journalists, students, and ordinary citizens has a different epistemic value than a table of numbers accessible only to statisticians. The tool further allows users to toggle individual variable values interactively, enabling readers to test how the similarity score changes when specific coding decisions are revised—an affordance that directly operationalises the article’s commitment to auditability.</w:t>
       </w:r>
     </w:p>
     <w:p>
@@ -4849,7 +5171,7 @@
           <w:i w:val="0"/>
           <w:sz w:val="24"/>
         </w:rPr>
-        <w:t>These decisions cannot be completely free from subjective considerations. The choice to formulate the variable as a positive norm ('Not claiming direct communication with the angel of death') rather than a negative statement ('Claiming direct communication with the angel of death') is a rhetorical choice with mathematical consequences: it determines which side is by default valued at 1 and which at 0. Precisely because these limitations are inherent and cannot be eliminated, the openness of the process becomes the main accountability mechanism. Because each variable is explicitly recorded along with its source, anyone can question the decision to include it, propose an alternative formulation, or dispute the reliability of a source. Open debates about variables are far more epistemologically productive than debates whose assumptions are never disclosed.</w:t>
+        <w:t>These decisions cannot be completely free from subjective considerations. The choice to formulate the variable as a positive norm (‘Not claiming direct communication with the angel of death’) rather than a negative statement (‘Claiming direct communication with the angel of death’) is a rhetorical choice with mathematical consequences: it determines which side is by default valued at 1 and which at 0. Precisely because these limitations are inherent and cannot be eliminated, the openness of the process becomes the main accountability mechanism. Because each variable is explicitly recorded along with its source, anyone can question the decision to include it, propose an alternative formulation, or dispute the reliability of a source. Open debates about variables are far more epistemologically productive than debates whose assumptions are never disclosed.</w:t>
       </w:r>
     </w:p>
     <w:p>
@@ -5003,6 +5325,42 @@
     </w:p>
     <w:p>
       <w:pPr>
+        <w:spacing w:before="0" w:after="120"/>
+        <w:jc w:val="both"/>
+        <w:lnSpc>
+          <w:lnSpcVal w:line="360" w:lineRule="auto"/>
+        </w:lnSpc>
+      </w:pPr>
+      <w:r>
+        <w:rPr>
+          <w:rFonts w:ascii="Times New Roman" w:hAnsi="Times New Roman"/>
+          <w:b w:val="0"/>
+          <w:i w:val="0"/>
+          <w:sz w:val="24"/>
+        </w:rPr>
+        <w:t xml:space="preserve">Before proceeding, the scope of the engagement that follows must be stated precisely. The discussion appropriates selected idioms from twentieth-century philosophy of science—Popper’s demarcation criterion, Lakatos’s research-programme architecture, and Quine’s web-of-belief image—as </w:t>
+      </w:r>
+      <w:r>
+        <w:rPr>
+          <w:rFonts w:ascii="Times New Roman" w:hAnsi="Times New Roman"/>
+          <w:b w:val="0"/>
+          <w:i/>
+          <w:sz w:val="24"/>
+        </w:rPr>
+        <w:t>heuristic analogies</w:t>
+      </w:r>
+      <w:r>
+        <w:rPr>
+          <w:rFonts w:ascii="Times New Roman" w:hAnsi="Times New Roman"/>
+          <w:b w:val="0"/>
+          <w:i w:val="0"/>
+          <w:sz w:val="24"/>
+        </w:rPr>
+        <w:t xml:space="preserve"> through which the structural transparency afforded by the present instrument can be made intelligible to a reader trained in those traditions (Popper, 2005: 18; Lakatos, 1978: 47; Quine, 1951: 39). No claim of original contribution to the philosophy of science is advanced or intended. The argument moves in the opposite direction: it borrows vocabulary from a mature discipline to clarify a modest methodological proposal in an adjacent domain, and the burden of proof carried by that proposal is correspondingly local rather than disciplinary.</w:t>
+      </w:r>
+    </w:p>
+    <w:p>
+      <w:pPr>
         <w:spacing w:before="160" w:after="80"/>
         <w:lnSpc>
           <w:lnSpcVal w:line="360" w:lineRule="auto"/>
@@ -5052,7 +5410,7 @@
           <w:i w:val="0"/>
           <w:sz w:val="24"/>
         </w:rPr>
-        <w:t>This appropriation finds support in recent work in the social epistemology of science. Longino (2002: 128–135) argues that the criteria for genuine knowledge—publicly recognised venues for criticism, uptake of criticism, public standards, and tempered equality of intellectual authority—are not the exclusive property of natural science but generalise to any community engaged in the cooperative production of warranted belief. Kitcher's (2001: 117–135) notion of well-ordered science points in the same direction: what makes an inquiry well-ordered is not its subject matter but the institutional and procedural transparency through which its claims are produced and contested. Cosine similarity, deployed as an epistemic scaffold, contributes precisely such procedural transparency to a discourse that has historically been mediated by charismatic authority and rhetorical performance.</w:t>
+        <w:t>This appropriation finds support in recent work in the social epistemology of science. Longino (2002: 128–135) argues that the criteria for genuine knowledge—publicly recognised venues for criticism, uptake of criticism, public standards, and tempered equality of intellectual authority—are not the exclusive property of natural science but generalise to any community engaged in the cooperative production of warranted belief. Kitcher’s (2001: 117–135) notion of well-ordered science points in the same direction: what makes an inquiry well-ordered is not its subject matter but the institutional and procedural transparency through which its claims are produced and contested. Cosine similarity, deployed as an epistemic scaffold, contributes precisely such procedural transparency to a discourse that has historically been mediated by charismatic authority and rhetorical performance.</w:t>
       </w:r>
     </w:p>
     <w:p>
@@ -5106,7 +5464,7 @@
           <w:i w:val="0"/>
           <w:sz w:val="24"/>
         </w:rPr>
-        <w:t>The article's deeper resonance lies with the long Islamic tradition of grading epistemic states. The classical usul al-fiqh distinction among yaqin (certainty), zann (probable conjecture), and shakk (suspended doubt) already encodes a graded epistemology in which the same proposition may, under different evidentiary conditions, occupy different epistemic ranks (Kamali, 2003: 87–93). A cosine similarity score of 0.5923 sits naturally within such a graded framework: it does not pronounce a verdict of disbelief but situates a discursive profile within a continuum of proximity to a stipulated reference, leaving the normative adjudication to the appropriate scholarly community.</w:t>
+        <w:t>The application of cosine similarity to theological discourse raises serious questions for Islamic epistemology, and the engagement here cannot remain at the level of nominal citation. Four substantive objections must be addressed before the proposed instrument can claim any legitimacy within an Islamic intellectual frame: the desacralisation critique articulated by Nasr, the bayan-incompatibility worry suggested by al-Jabiri, the unresolved question of Islamisation of Knowledge (al-Faruqi, al-Attas), and the historical comparison with jarh wa taʿdil.</w:t>
       </w:r>
     </w:p>
     <w:p>
@@ -5121,11 +5479,20 @@
       <w:r>
         <w:rPr>
           <w:rFonts w:ascii="Times New Roman" w:hAnsi="Times New Roman"/>
+          <w:b/>
+          <w:i w:val="0"/>
+          <w:sz w:val="24"/>
+        </w:rPr>
+        <w:t xml:space="preserve">On Nasr and the desacralisation worry. </w:t>
+      </w:r>
+      <w:r>
+        <w:rPr>
+          <w:rFonts w:ascii="Times New Roman" w:hAnsi="Times New Roman"/>
           <w:b w:val="0"/>
           <w:i w:val="0"/>
           <w:sz w:val="24"/>
         </w:rPr>
-        <w:t>Nasr's critique of modern science warns against the reduction of all knowledge to quantifiable, instrumental form (Nasr, 1989: 130–159). The procedure proposed here must answer that critique honestly. It does so by limiting its own scope: the cosine score is not offered as a substitute for hermeneutic, juridical, or spiritual discernment but as a propaedeutic—an aid to the prior stage of clarifying what is at stake before deeper interpretive labour begins. The instrument is silent on the meaning of doctrinal commitments; it speaks only to the structural relation among their explicit forms.</w:t>
+        <w:t>Nasr (1989: 6–10) has long warned that quantitative reduction of sacred domains constitutes a form of epistemic desacralisation, collapsing the vertical ontology of revealed knowledge into a horizontal grid of measurable quantities. This concern is legitimate and must not be deflected. The response, however, requires distinguishing the level at which cosine similarity operates. Following Ha’iri Yazdi’s (1992: 43–58) careful reconstruction of the Avicennan–Suhrawardian distinction, knowledge in the Islamic tradition is bifurcated between al-ʻildm al-husuli—representational, mediated, propositional knowledge obtained through concepts and signs—and al-ʻildm al-huduri—presential, unmediated knowledge in which the knower is immediately united with the known. Cosine similarity operates strictly at the husuli level: it manipulates lexical and distributional traces of public utterances, not the noetic content to which the saints, the prophets, or the contemplatives have huduri access. The sacred, in Nasr’s sense, is precisely what huduri knowledge discloses (Nasr, 1989: 130–135); it is not what is captured by token co-occurrence in a corpus of theological media reports. The tool measures public textual surfaces, leaving the domain of presential knowledge untouched. Desacralisation occurs when the husuli is claimed to exhaust the huduri; it does not occur when husuli analysis remains modest about its own object.</w:t>
       </w:r>
     </w:p>
     <w:p>
@@ -5140,11 +5507,38 @@
       <w:r>
         <w:rPr>
           <w:rFonts w:ascii="Times New Roman" w:hAnsi="Times New Roman"/>
+          <w:b/>
+          <w:i w:val="0"/>
+          <w:sz w:val="24"/>
+        </w:rPr>
+        <w:t xml:space="preserve">On al-Jabiri and the modality of bayan. </w:t>
+      </w:r>
+      <w:r>
+        <w:rPr>
+          <w:rFonts w:ascii="Times New Roman" w:hAnsi="Times New Roman"/>
           <w:b w:val="0"/>
           <w:i w:val="0"/>
           <w:sz w:val="24"/>
         </w:rPr>
-        <w:t>Fazlur Rahman's call for a renewed Islamic methodology, willing to use the tools of contemporary scholarship (Rahman, 1982: 1–11), aligns with rather than opposes this proposal. Most pointedly, the procedure can be read as a modernisation of the spirit of jarh wa ta'dil in the hadith tradition: the systematic, auditable evaluation of testimony against explicit criteria, conducted in public and open to revision. What classical critics did for chains of transmission, a transparent similarity calculus can do, in a limited and propaedeutic way, for the doctrinal content of contemporary public preaching.</w:t>
+        <w:t xml:space="preserve">Al-Jabiri (1991: 38–47) characterises bayan as a discursive modality that resists reduction of revealed text to extra-textual structures, since the warrant of bayani reasoning is the linguistic-juridical authority of the naql itself. If cosine similarity were proposed as a substitute for bayani interpretation, the objection would be fatal. It is not. The instrument is here construed as a </w:t>
+      </w:r>
+      <w:r>
+        <w:rPr>
+          <w:rFonts w:ascii="Times New Roman" w:hAnsi="Times New Roman"/>
+          <w:b w:val="0"/>
+          <w:i/>
+          <w:sz w:val="24"/>
+        </w:rPr>
+        <w:t>pre-bayani</w:t>
+      </w:r>
+      <w:r>
+        <w:rPr>
+          <w:rFonts w:ascii="Times New Roman" w:hAnsi="Times New Roman"/>
+          <w:b w:val="0"/>
+          <w:i w:val="0"/>
+          <w:sz w:val="24"/>
+        </w:rPr>
+        <w:t xml:space="preserve"> device: a data-ordering procedure that locates positions in a discursive field prior to the hermeneutic labour of bayan. The distinction between ‘replacing bayan’ and ‘serving bayan’ is decisive. Concordances, isnad tables, and lexical indices are likewise extra-bayani in mechanism yet have served bayani scholarship for centuries without compromising it. Cosine similarity belongs to this same instrumental register: it conditions the encounter with text without arrogating the authority to interpret it.</w:t>
       </w:r>
     </w:p>
     <w:p>
@@ -5159,11 +5553,238 @@
       <w:r>
         <w:rPr>
           <w:rFonts w:ascii="Times New Roman" w:hAnsi="Times New Roman"/>
+          <w:b/>
+          <w:i w:val="0"/>
+          <w:sz w:val="24"/>
+        </w:rPr>
+        <w:t xml:space="preserve">On Islamisation of Knowledge. </w:t>
+      </w:r>
+      <w:r>
+        <w:rPr>
+          <w:rFonts w:ascii="Times New Roman" w:hAnsi="Times New Roman"/>
           <w:b w:val="0"/>
           <w:i w:val="0"/>
           <w:sz w:val="24"/>
         </w:rPr>
-        <w:t>The limits of the technique must, however, be stated plainly. Cosine similarity cannot weigh the relative gravity of doctrinal claims; it treats all 57 variables as equally weighted unless otherwise stipulated. It cannot detect rhetorical irony, pedagogical hyperbole, or contextual accommodation. It cannot, finally, replace the judgement of qualified scholars; it can only make the antecedents of that judgement more visible.</w:t>
+        <w:t xml:space="preserve">Neither al-Faruqi (1982: 14–20) nor al-Attas (1995: 113–120) is invoked to legitimise a claim that statistics has been ‘Islamised.’ Such a claim would be hubristic and methodologically empty. The position here is narrower: technical instrumentation can prepare conditions under which Islamic theological reasoning becomes more tractable, without itself becoming theological. The proper category is </w:t>
+      </w:r>
+      <w:r>
+        <w:rPr>
+          <w:rFonts w:ascii="Times New Roman" w:hAnsi="Times New Roman"/>
+          <w:b w:val="0"/>
+          <w:i/>
+          <w:sz w:val="24"/>
+        </w:rPr>
+        <w:t>technical instrumentalisation</w:t>
+      </w:r>
+      <w:r>
+        <w:rPr>
+          <w:rFonts w:ascii="Times New Roman" w:hAnsi="Times New Roman"/>
+          <w:b w:val="0"/>
+          <w:i w:val="0"/>
+          <w:sz w:val="24"/>
+        </w:rPr>
+        <w:t xml:space="preserve">, not Islamisation. Al-Attas’s worry was the uncritical importation of secular epistemic frames </w:t>
+      </w:r>
+      <w:r>
+        <w:rPr>
+          <w:rFonts w:ascii="Times New Roman" w:hAnsi="Times New Roman"/>
+          <w:b w:val="0"/>
+          <w:i/>
+          <w:sz w:val="24"/>
+        </w:rPr>
+        <w:t>as</w:t>
+      </w:r>
+      <w:r>
+        <w:rPr>
+          <w:rFonts w:ascii="Times New Roman" w:hAnsi="Times New Roman"/>
+          <w:b w:val="0"/>
+          <w:i w:val="0"/>
+          <w:sz w:val="24"/>
+        </w:rPr>
+        <w:t xml:space="preserve"> worldview; cosine similarity is offered not as a worldview but as an arithmetic operation on vectors, agnostic about ontology and silent about ends.</w:t>
+      </w:r>
+    </w:p>
+    <w:p>
+      <w:pPr>
+        <w:spacing w:before="0" w:after="120"/>
+        <w:ind w:firstLine="425"/>
+        <w:jc w:val="both"/>
+        <w:lnSpc>
+          <w:lnSpcVal w:line="360" w:lineRule="auto"/>
+        </w:lnSpc>
+      </w:pPr>
+      <w:r>
+        <w:rPr>
+          <w:rFonts w:ascii="Times New Roman" w:hAnsi="Times New Roman"/>
+          <w:b/>
+          <w:i w:val="0"/>
+          <w:sz w:val="24"/>
+        </w:rPr>
+        <w:t xml:space="preserve">On jarh wa taʿdil. </w:t>
+      </w:r>
+      <w:r>
+        <w:rPr>
+          <w:rFonts w:ascii="Times New Roman" w:hAnsi="Times New Roman"/>
+          <w:b w:val="0"/>
+          <w:i w:val="0"/>
+          <w:sz w:val="24"/>
+        </w:rPr>
+        <w:t xml:space="preserve">The comparison with hadith criticism is the most pointed objection. Ibn Hajar’s taxonomy—five graded levels of taʿdil and six of jarh (Ibn Hajar, 1986: 76–80)—operationalises a contextual, multidimensional, biographically grounded epistemics that no one-dimensional cosine score can rival. The honest claim is therefore minimalist: cosine similarity is not a competitor to jarh wa taʿdil but a </w:t>
+      </w:r>
+      <w:r>
+        <w:rPr>
+          <w:rFonts w:ascii="Times New Roman" w:hAnsi="Times New Roman"/>
+          <w:b w:val="0"/>
+          <w:i/>
+          <w:sz w:val="24"/>
+        </w:rPr>
+        <w:t>stopgap</w:t>
+      </w:r>
+      <w:r>
+        <w:rPr>
+          <w:rFonts w:ascii="Times New Roman" w:hAnsi="Times New Roman"/>
+          <w:b w:val="0"/>
+          <w:i w:val="0"/>
+          <w:sz w:val="24"/>
+        </w:rPr>
+        <w:t xml:space="preserve"> applicable where the contextual access required by jarh wa taʿdil is absent—namely, contemporary public discourse where biographical, isnad-based, and madhhab-internal information is unavailable or unverifiable. A limited instrument deployed where the richer one cannot reach is preferable to no instrument at all, provided its limitations are acknowledged rather than disguised.</w:t>
+      </w:r>
+    </w:p>
+    <w:p>
+      <w:pPr>
+        <w:spacing w:before="0" w:after="120"/>
+        <w:ind w:firstLine="425"/>
+        <w:jc w:val="both"/>
+        <w:lnSpc>
+          <w:lnSpcVal w:line="360" w:lineRule="auto"/>
+        </w:lnSpc>
+      </w:pPr>
+      <w:r>
+        <w:rPr>
+          <w:rFonts w:ascii="Times New Roman" w:hAnsi="Times New Roman"/>
+          <w:b/>
+          <w:i w:val="0"/>
+          <w:sz w:val="24"/>
+        </w:rPr>
+        <w:t xml:space="preserve">Epistemic grading: yaqin, zann, shakk. </w:t>
+      </w:r>
+      <w:r>
+        <w:rPr>
+          <w:rFonts w:ascii="Times New Roman" w:hAnsi="Times New Roman"/>
+          <w:b w:val="0"/>
+          <w:i w:val="0"/>
+          <w:sz w:val="24"/>
+        </w:rPr>
+        <w:t xml:space="preserve">The outputs of cosine similarity should be located within the traditional Islamic grading of epistemic states. Kamali (2003: 87–92) reconstructs the hierarchy whereby </w:t>
+      </w:r>
+      <w:r>
+        <w:rPr>
+          <w:rFonts w:ascii="Times New Roman" w:hAnsi="Times New Roman"/>
+          <w:b w:val="0"/>
+          <w:i/>
+          <w:sz w:val="24"/>
+        </w:rPr>
+        <w:t>yaqin</w:t>
+      </w:r>
+      <w:r>
+        <w:rPr>
+          <w:rFonts w:ascii="Times New Roman" w:hAnsi="Times New Roman"/>
+          <w:b w:val="0"/>
+          <w:i w:val="0"/>
+          <w:sz w:val="24"/>
+        </w:rPr>
+        <w:t xml:space="preserve"> (certainty) is reserved for knowledge of the highest evidentiary class, </w:t>
+      </w:r>
+      <w:r>
+        <w:rPr>
+          <w:rFonts w:ascii="Times New Roman" w:hAnsi="Times New Roman"/>
+          <w:b w:val="0"/>
+          <w:i/>
+          <w:sz w:val="24"/>
+        </w:rPr>
+        <w:t>zann</w:t>
+      </w:r>
+      <w:r>
+        <w:rPr>
+          <w:rFonts w:ascii="Times New Roman" w:hAnsi="Times New Roman"/>
+          <w:b w:val="0"/>
+          <w:i w:val="0"/>
+          <w:sz w:val="24"/>
+        </w:rPr>
+        <w:t xml:space="preserve"> (probable conjecture) governs the vast middle range of juristic and discursive reasoning, and </w:t>
+      </w:r>
+      <w:r>
+        <w:rPr>
+          <w:rFonts w:ascii="Times New Roman" w:hAnsi="Times New Roman"/>
+          <w:b w:val="0"/>
+          <w:i/>
+          <w:sz w:val="24"/>
+        </w:rPr>
+        <w:t>shakk</w:t>
+      </w:r>
+      <w:r>
+        <w:rPr>
+          <w:rFonts w:ascii="Times New Roman" w:hAnsi="Times New Roman"/>
+          <w:b w:val="0"/>
+          <w:i w:val="0"/>
+          <w:sz w:val="24"/>
+        </w:rPr>
+        <w:t xml:space="preserve"> (doubt) marks the lower boundary. Cosine similarity, by its very nature—finite corpus, lossy binary encoding, distributional rather than semantic warrant—yields outputs that belong unambiguously to the domain of </w:t>
+      </w:r>
+      <w:r>
+        <w:rPr>
+          <w:rFonts w:ascii="Times New Roman" w:hAnsi="Times New Roman"/>
+          <w:b w:val="0"/>
+          <w:i/>
+          <w:sz w:val="24"/>
+        </w:rPr>
+        <w:t>zann</w:t>
+      </w:r>
+      <w:r>
+        <w:rPr>
+          <w:rFonts w:ascii="Times New Roman" w:hAnsi="Times New Roman"/>
+          <w:b w:val="0"/>
+          <w:i w:val="0"/>
+          <w:sz w:val="24"/>
+        </w:rPr>
+        <w:t xml:space="preserve">. To present such outputs as </w:t>
+      </w:r>
+      <w:r>
+        <w:rPr>
+          <w:rFonts w:ascii="Times New Roman" w:hAnsi="Times New Roman"/>
+          <w:b w:val="0"/>
+          <w:i/>
+          <w:sz w:val="24"/>
+        </w:rPr>
+        <w:t>yaqin</w:t>
+      </w:r>
+      <w:r>
+        <w:rPr>
+          <w:rFonts w:ascii="Times New Roman" w:hAnsi="Times New Roman"/>
+          <w:b w:val="0"/>
+          <w:i w:val="0"/>
+          <w:sz w:val="24"/>
+        </w:rPr>
+        <w:t xml:space="preserve"> would be a category error; to acknowledge them as </w:t>
+      </w:r>
+      <w:r>
+        <w:rPr>
+          <w:rFonts w:ascii="Times New Roman" w:hAnsi="Times New Roman"/>
+          <w:b w:val="0"/>
+          <w:i/>
+          <w:sz w:val="24"/>
+        </w:rPr>
+        <w:t>zann</w:t>
+      </w:r>
+      <w:r>
+        <w:rPr>
+          <w:rFonts w:ascii="Times New Roman" w:hAnsi="Times New Roman"/>
+          <w:b w:val="0"/>
+          <w:i w:val="0"/>
+          <w:sz w:val="24"/>
+        </w:rPr>
+        <w:t xml:space="preserve"> is an honest alignment with the Islamic tradition’s own refusal to overstate what mediated reasoning can deliver.</w:t>
       </w:r>
     </w:p>
     <w:p>
@@ -5198,7 +5819,7 @@
           <w:i w:val="0"/>
           <w:sz w:val="24"/>
         </w:rPr>
-        <w:t>The Indonesian religious public sphere is now mediated, to an unprecedented degree, by short-form digital content whose virality often outruns its theological scrutiny (Bunt, 2018). Cases analogous to Mama Ghufron's recur with increasing frequency, each generating a familiar cycle of viral outrage, denominational rebuttal, and inconclusive debate. A transparent epistemic scaffold of the kind demonstrated here offers practical value to several stakeholders: to journalists seeking a defensible basis for reporting on doctrinal controversies, to authoritative bodies such as MUI, Nahdlatul Ulama, and Muhammadiyah seeking to articulate the structural location of a contested claim, and to the general public seeking literacy in the criteria by which such judgements are made.</w:t>
+        <w:t>The Indonesian religious public sphere is now mediated, to an unprecedented degree, by short-form digital content whose virality often outruns its theological scrutiny (Bunt, 2018). Cases analogous to Mama Ghufron’s recur with increasing frequency, each generating a familiar cycle of viral outrage, denominational rebuttal, and inconclusive debate. A transparent epistemic scaffold of the kind demonstrated here offers practical value to several stakeholders: to journalists seeking a defensible basis for reporting on doctrinal controversies, to authoritative bodies such as MUI, Nahdlatul Ulama, and Muhammadiyah seeking to articulate the structural location of a contested claim, and to the general public seeking literacy in the criteria by which such judgements are made.</w:t>
       </w:r>
     </w:p>
     <w:p>
@@ -5236,7 +5857,7 @@
           <w:i w:val="0"/>
           <w:sz w:val="24"/>
         </w:rPr>
-        <w:t>These safeguards align naturally with two cardinal values of Indonesian Islamic civic culture: musyawarah, the deliberative consultation through which contested matters are collectively adjudicated, and tabayyun, the Qur'anic injunction (Q. 49:6) to verify reports before acting upon them. Cosine similarity, properly deployed, does not displace these practices; it equips them with a more disciplined evidentiary base.</w:t>
+        <w:t>These safeguards align naturally with two cardinal values of Indonesian Islamic civic culture: musyawarah, the deliberative consultation through which contested matters are collectively adjudicated, and tabayyun, the Qurʼanic injunction (Q. 49:6) to verify reports before acting upon them. Cosine similarity, properly deployed, does not displace these practices; it equips them with a more disciplined evidentiary base.</w:t>
       </w:r>
     </w:p>
     <w:p>
@@ -5252,7 +5873,352 @@
           <w:b/>
           <w:sz w:val="24"/>
         </w:rPr>
-        <w:t>M.</w:t>
+        <w:t>N.</w:t>
+        <w:tab/>
+        <w:t>Methodological Reflexivity: On the Structure of the Similarity Score</w:t>
+      </w:r>
+    </w:p>
+    <w:p>
+      <w:pPr>
+        <w:spacing w:before="0" w:after="120"/>
+        <w:jc w:val="both"/>
+        <w:lnSpc>
+          <w:lnSpcVal w:line="360" w:lineRule="auto"/>
+        </w:lnSpc>
+      </w:pPr>
+      <w:r>
+        <w:rPr>
+          <w:rFonts w:ascii="Times New Roman" w:hAnsi="Times New Roman"/>
+          <w:b w:val="0"/>
+          <w:i w:val="0"/>
+          <w:sz w:val="24"/>
+        </w:rPr>
+        <w:t>A rigorous reviewer has rightly observed that, given the present configuration of the dataset—twenty variables coded b=1 (shared foundational doctrines) against thirty-seven variables coded b=0 (controversial or rejected claims)—the cosine similarity formula collapses into a transparent algebraic identity. With a=1 for all fifty-seven variables on the orthodox vector and b=1 for only the twenty foundational variables on the case vector, the dot product reduces to 20, the orthodox norm to √57, and the case norm to √20. The score therefore simplifies to:</w:t>
+      </w:r>
+    </w:p>
+    <w:p>
+      <w:pPr>
+        <w:spacing w:before="80" w:after="80"/>
+        <w:jc w:val="center"/>
+        <w:lnSpc>
+          <w:lnSpcVal w:line="360" w:lineRule="auto"/>
+        </w:lnSpc>
+      </w:pPr>
+      <w:r>
+        <w:rPr>
+          <w:rFonts w:ascii="Courier New" w:hAnsi="Courier New"/>
+          <w:sz w:val="24"/>
+        </w:rPr>
+        <w:t>cos(θ) = 20 / (√57 · √20) = √(20/57) ≈ 0.5923</w:t>
+      </w:r>
+    </w:p>
+    <w:p>
+      <w:pPr>
+        <w:spacing w:before="0" w:after="120"/>
+        <w:ind w:firstLine="425"/>
+        <w:jc w:val="both"/>
+        <w:lnSpc>
+          <w:lnSpcVal w:line="360" w:lineRule="auto"/>
+        </w:lnSpc>
+      </w:pPr>
+      <w:r>
+        <w:rPr>
+          <w:rFonts w:ascii="Times New Roman" w:hAnsi="Times New Roman"/>
+          <w:b w:val="0"/>
+          <w:i w:val="0"/>
+          <w:sz w:val="24"/>
+        </w:rPr>
+        <w:t xml:space="preserve">This is not a coincidence but a structural consequence of binary coding. The reported value is, in this sense, a deterministic function of the </w:t>
+      </w:r>
+      <w:r>
+        <w:rPr>
+          <w:rFonts w:ascii="Times New Roman" w:hAnsi="Times New Roman"/>
+          <w:b w:val="0"/>
+          <w:i/>
+          <w:sz w:val="24"/>
+        </w:rPr>
+        <w:t>design ratio</w:t>
+      </w:r>
+      <w:r>
+        <w:rPr>
+          <w:rFonts w:ascii="Times New Roman" w:hAnsi="Times New Roman"/>
+          <w:b w:val="0"/>
+          <w:i w:val="0"/>
+          <w:sz w:val="24"/>
+        </w:rPr>
+        <w:t xml:space="preserve"> between foundational and contested variables, not an independent empirical measurement of the subject under study. Intellectual honesty requires us to state this explicitly: had we enumerated ten additional controversial variables, the score would have declined to √(20/67) ≈ 0.5466 by arithmetic alone, without any new theological information being introduced. The number, taken in isolation, is therefore not a ‘discovery.’</w:t>
+      </w:r>
+    </w:p>
+    <w:p>
+      <w:pPr>
+        <w:spacing w:before="0" w:after="120"/>
+        <w:ind w:firstLine="425"/>
+        <w:jc w:val="both"/>
+        <w:lnSpc>
+          <w:lnSpcVal w:line="360" w:lineRule="auto"/>
+        </w:lnSpc>
+      </w:pPr>
+      <w:r>
+        <w:rPr>
+          <w:rFonts w:ascii="Times New Roman" w:hAnsi="Times New Roman"/>
+          <w:b w:val="0"/>
+          <w:i w:val="0"/>
+          <w:sz w:val="24"/>
+        </w:rPr>
+        <w:t xml:space="preserve">Acknowledging this, however, does not vacate the contribution of the present paper; it clarifies what that contribution actually is. Our claim has never been that cosine similarity </w:t>
+      </w:r>
+      <w:r>
+        <w:rPr>
+          <w:rFonts w:ascii="Times New Roman" w:hAnsi="Times New Roman"/>
+          <w:b w:val="0"/>
+          <w:i/>
+          <w:sz w:val="24"/>
+        </w:rPr>
+        <w:t>discovers</w:t>
+      </w:r>
+      <w:r>
+        <w:rPr>
+          <w:rFonts w:ascii="Times New Roman" w:hAnsi="Times New Roman"/>
+          <w:b w:val="0"/>
+          <w:i w:val="0"/>
+          <w:sz w:val="24"/>
+        </w:rPr>
+        <w:t xml:space="preserve"> the epistemic distance between a contested case and the orthodox foundation. The claim is that it </w:t>
+      </w:r>
+      <w:r>
+        <w:rPr>
+          <w:rFonts w:ascii="Times New Roman" w:hAnsi="Times New Roman"/>
+          <w:b w:val="0"/>
+          <w:i/>
+          <w:sz w:val="24"/>
+        </w:rPr>
+        <w:t>displays</w:t>
+      </w:r>
+      <w:r>
+        <w:rPr>
+          <w:rFonts w:ascii="Times New Roman" w:hAnsi="Times New Roman"/>
+          <w:b w:val="0"/>
+          <w:i w:val="0"/>
+          <w:sz w:val="24"/>
+        </w:rPr>
+        <w:t xml:space="preserve"> that distance in a form that is auditable, reproducible, and open to disputation. What the procedure guarantees, however, is </w:t>
+      </w:r>
+      <w:r>
+        <w:rPr>
+          <w:rFonts w:ascii="Times New Roman" w:hAnsi="Times New Roman"/>
+          <w:b w:val="0"/>
+          <w:i/>
+          <w:sz w:val="24"/>
+        </w:rPr>
+        <w:t>transparency of mechanism</w:t>
+      </w:r>
+      <w:r>
+        <w:rPr>
+          <w:rFonts w:ascii="Times New Roman" w:hAnsi="Times New Roman"/>
+          <w:b w:val="0"/>
+          <w:i w:val="0"/>
+          <w:sz w:val="24"/>
+        </w:rPr>
+        <w:t xml:space="preserve">—the auditability of every step from source citation through coding decision to final computation—rather than </w:t>
+      </w:r>
+      <w:r>
+        <w:rPr>
+          <w:rFonts w:ascii="Times New Roman" w:hAnsi="Times New Roman"/>
+          <w:b w:val="0"/>
+          <w:i/>
+          <w:sz w:val="24"/>
+        </w:rPr>
+        <w:t>transparency of outcome</w:t>
+      </w:r>
+      <w:r>
+        <w:rPr>
+          <w:rFonts w:ascii="Times New Roman" w:hAnsi="Times New Roman"/>
+          <w:b w:val="0"/>
+          <w:i w:val="0"/>
+          <w:sz w:val="24"/>
+        </w:rPr>
+        <w:t xml:space="preserve">, since the outcome itself remains conditioned by coding choices whose reliability, as reported above, is no higher than moderate (Krippendorff, 2004: 241). The score travels into public discourse as a </w:t>
+      </w:r>
+      <w:r>
+        <w:rPr>
+          <w:rFonts w:ascii="Times New Roman" w:hAnsi="Times New Roman"/>
+          <w:b w:val="0"/>
+          <w:i/>
+          <w:sz w:val="24"/>
+        </w:rPr>
+        <w:t>contestable artefact</w:t>
+      </w:r>
+      <w:r>
+        <w:rPr>
+          <w:rFonts w:ascii="Times New Roman" w:hAnsi="Times New Roman"/>
+          <w:b w:val="0"/>
+          <w:i w:val="0"/>
+          <w:sz w:val="24"/>
+        </w:rPr>
+        <w:t xml:space="preserve"> whose construction is open to inspection, not as a frictionless number whose magnitude has been laundered of the interpretive labour that produced it. The cosine operation here functions as a </w:t>
+      </w:r>
+      <w:r>
+        <w:rPr>
+          <w:rFonts w:ascii="Times New Roman" w:hAnsi="Times New Roman"/>
+          <w:b w:val="0"/>
+          <w:i/>
+          <w:sz w:val="24"/>
+        </w:rPr>
+        <w:t>display mechanism</w:t>
+      </w:r>
+      <w:r>
+        <w:rPr>
+          <w:rFonts w:ascii="Times New Roman" w:hAnsi="Times New Roman"/>
+          <w:b w:val="0"/>
+          <w:i w:val="0"/>
+          <w:sz w:val="24"/>
+        </w:rPr>
+        <w:t xml:space="preserve"> rather than a </w:t>
+      </w:r>
+      <w:r>
+        <w:rPr>
+          <w:rFonts w:ascii="Times New Roman" w:hAnsi="Times New Roman"/>
+          <w:b w:val="0"/>
+          <w:i/>
+          <w:sz w:val="24"/>
+        </w:rPr>
+        <w:t>discovery mechanism</w:t>
+      </w:r>
+      <w:r>
+        <w:rPr>
+          <w:rFonts w:ascii="Times New Roman" w:hAnsi="Times New Roman"/>
+          <w:b w:val="0"/>
+          <w:i w:val="0"/>
+          <w:sz w:val="24"/>
+        </w:rPr>
+        <w:t>—a way of compressing a multidimensional ledger of doctrinal commitments into a single ordinal that travels well in public discourse, provided the underlying ledger is published alongside it. The very determinism that the reviewer identifies is, paradoxically, an epistemic virtue: a stakeholder who disagrees with the score can reconstruct it line by line, contest any individual coding, and recompute the result. This is precisely the standard of transparency demanded by post-positivist accounts of public reason (Habermas, 1984: 22).</w:t>
+      </w:r>
+    </w:p>
+    <w:p>
+      <w:pPr>
+        <w:spacing w:before="0" w:after="120"/>
+        <w:ind w:firstLine="425"/>
+        <w:jc w:val="both"/>
+        <w:lnSpc>
+          <w:lnSpcVal w:line="360" w:lineRule="auto"/>
+        </w:lnSpc>
+      </w:pPr>
+      <w:r>
+        <w:rPr>
+          <w:rFonts w:ascii="Times New Roman" w:hAnsi="Times New Roman"/>
+          <w:b w:val="0"/>
+          <w:i w:val="0"/>
+          <w:sz w:val="24"/>
+        </w:rPr>
+        <w:t xml:space="preserve">The same logic governs other widely accepted composite indices. The Human Development Index, the Gini coefficient, and even the h-index are, mathematically, functions of the variables their authors elected to include; none of them is an immaculate empirical measurement, yet each remains informative because its construction is open and its assumptions are declarable (Stiglitz, Sen, and Fitoussi, 2010: 63). Cosine similarity in doctrinal space belongs to this family of </w:t>
+      </w:r>
+      <w:r>
+        <w:rPr>
+          <w:rFonts w:ascii="Times New Roman" w:hAnsi="Times New Roman"/>
+          <w:b w:val="0"/>
+          <w:i/>
+          <w:sz w:val="24"/>
+        </w:rPr>
+        <w:t>transparent reductive instruments</w:t>
+      </w:r>
+      <w:r>
+        <w:rPr>
+          <w:rFonts w:ascii="Times New Roman" w:hAnsi="Times New Roman"/>
+          <w:b w:val="0"/>
+          <w:i w:val="0"/>
+          <w:sz w:val="24"/>
+        </w:rPr>
+        <w:t>.</w:t>
+      </w:r>
+    </w:p>
+    <w:p>
+      <w:pPr>
+        <w:spacing w:before="0" w:after="120"/>
+        <w:ind w:firstLine="425"/>
+        <w:jc w:val="both"/>
+        <w:lnSpc>
+          <w:lnSpcVal w:line="360" w:lineRule="auto"/>
+        </w:lnSpc>
+      </w:pPr>
+      <w:r>
+        <w:rPr>
+          <w:rFonts w:ascii="Times New Roman" w:hAnsi="Times New Roman"/>
+          <w:b w:val="0"/>
+          <w:i w:val="0"/>
+          <w:sz w:val="24"/>
+        </w:rPr>
+        <w:t xml:space="preserve">What can legitimately be compared, then, is not the absolute value of a single score but the </w:t>
+      </w:r>
+      <w:r>
+        <w:rPr>
+          <w:rFonts w:ascii="Times New Roman" w:hAnsi="Times New Roman"/>
+          <w:b w:val="0"/>
+          <w:i/>
+          <w:sz w:val="24"/>
+        </w:rPr>
+        <w:t>variability across cases sharing a common foundational frame</w:t>
+      </w:r>
+      <w:r>
+        <w:rPr>
+          <w:rFonts w:ascii="Times New Roman" w:hAnsi="Times New Roman"/>
+          <w:b w:val="0"/>
+          <w:i w:val="0"/>
+          <w:sz w:val="24"/>
+        </w:rPr>
+        <w:t>. If Case A involves five controversial commitments while Case B involves thirty-five, the resulting scores diverge informatively, and that divergence is genuine epistemic signal rather than design artefact. The single-case demonstration in the present paper cannot, by construction, exhibit this comparative dimension; we acknowledge this as a real limitation (Creswell, 2014: 185).</w:t>
+      </w:r>
+    </w:p>
+    <w:p>
+      <w:pPr>
+        <w:spacing w:before="0" w:after="120"/>
+        <w:ind w:firstLine="425"/>
+        <w:jc w:val="both"/>
+        <w:lnSpc>
+          <w:lnSpcVal w:line="360" w:lineRule="auto"/>
+        </w:lnSpc>
+      </w:pPr>
+      <w:r>
+        <w:rPr>
+          <w:rFonts w:ascii="Times New Roman" w:hAnsi="Times New Roman"/>
+          <w:b w:val="0"/>
+          <w:i w:val="0"/>
+          <w:sz w:val="24"/>
+        </w:rPr>
+        <w:t xml:space="preserve">Looking forward, the most productive generalisation is </w:t>
+      </w:r>
+      <w:r>
+        <w:rPr>
+          <w:rFonts w:ascii="Times New Roman" w:hAnsi="Times New Roman"/>
+          <w:b w:val="0"/>
+          <w:i/>
+          <w:sz w:val="24"/>
+        </w:rPr>
+        <w:t>weighted cosine similarity</w:t>
+      </w:r>
+      <w:r>
+        <w:rPr>
+          <w:rFonts w:ascii="Times New Roman" w:hAnsi="Times New Roman"/>
+          <w:b w:val="0"/>
+          <w:i w:val="0"/>
+          <w:sz w:val="24"/>
+        </w:rPr>
+        <w:t>, in which each variable carries a coefficient reflecting the degree of scholarly consensus or doctrinal weight—drawn, for instance, from the gradations of ijmaʼ, mashhur, and shadhdh recognised in classical usul al-fiqh (Kamali, 2003: 244). Under such weighting, the score is no longer a function of mere cardinality; identical variable counts can yield different similarities depending on the theological gravity of the items involved. We therefore treat the present paper not as a closed measurement claim but as the opening move of a methodological programme whose next step is precisely this generalisation.</w:t>
+      </w:r>
+    </w:p>
+    <w:p>
+      <w:pPr>
+        <w:spacing w:before="240" w:after="120"/>
+        <w:lnSpc>
+          <w:lnSpcVal w:line="360" w:lineRule="auto"/>
+        </w:lnSpc>
+      </w:pPr>
+      <w:r>
+        <w:rPr>
+          <w:rFonts w:ascii="Times New Roman" w:hAnsi="Times New Roman"/>
+          <w:b/>
+          <w:sz w:val="24"/>
+        </w:rPr>
+        <w:t>O.</w:t>
         <w:tab/>
         <w:t>Conclusion</w:t>
       </w:r>
@@ -5329,7 +6295,7 @@
           <w:i w:val="0"/>
           <w:sz w:val="24"/>
         </w:rPr>
-        <w:t>From the point of view of Islamic epistemology, this article shows that the spirit of jarh wa ta'dil—systematic assessment based on explicit criteria—can be continued with a different medium in the context of modern public discourse. Mathematics here is not a threat to the naql authority, but a form of operationalisation of 'aql in the task of helping the public think more clearly.</w:t>
+        <w:t>From the point of view of Islamic epistemology, this article shows that the spirit of jarh wa taʿdil—systematic assessment based on explicit criteria—can be continued with a different medium in the context of modern public discourse. Mathematics here is not a threat to the naql authority, but a form of operationalisation of ʻaql in the task of helping the public think more clearly.</w:t>
       </w:r>
     </w:p>
     <w:p>
@@ -5417,7 +6383,7 @@
           <w:rFonts w:ascii="Times New Roman" w:hAnsi="Times New Roman"/>
           <w:sz w:val="22"/>
         </w:rPr>
-        <w:t>Al-Jabiri, Mohammed Abed, Bunyat al-'Aql al-'Arabi: Dirasah Tahliliyyah Naqdiyyah li-Nuzum al-Ma'rifah fi al-Thaqafah al-'Arabiyyah, Markaz Dirasat al-Wahdah al-'Arabiyyah, Beirut, 1991.</w:t>
+        <w:t>Al-Attas, Syed Muhammad Naquib, Prolegomena to the Metaphysics of Islam: An Exposition of the Fundamental Elements of the Worldview of Islam, ISTAC, Kuala Lumpur, 1995.</w:t>
       </w:r>
     </w:p>
     <w:p>
@@ -5434,7 +6400,58 @@
           <w:rFonts w:ascii="Times New Roman" w:hAnsi="Times New Roman"/>
           <w:sz w:val="22"/>
         </w:rPr>
-        <w:t>Brown, Jonathan A.C., Hadith: Muhammad's Legacy in the Medieval and Modern World, Oneworld, Oxford, 2009.</w:t>
+        <w:t>Al-Faruqi, Ismaʼil Raji, Islamisation of Knowledge: General Principles and Work Plan, International Institute of Islamic Thought, Washington D.C., 1982.</w:t>
+      </w:r>
+    </w:p>
+    <w:p>
+      <w:pPr>
+        <w:spacing w:before="0" w:after="80"/>
+        <w:ind w:left="567" w:hanging="567"/>
+        <w:jc w:val="both"/>
+        <w:lnSpc>
+          <w:lnSpcVal w:line="360" w:lineRule="auto"/>
+        </w:lnSpc>
+      </w:pPr>
+      <w:r>
+        <w:rPr>
+          <w:rFonts w:ascii="Times New Roman" w:hAnsi="Times New Roman"/>
+          <w:sz w:val="22"/>
+        </w:rPr>
+        <w:t>Al-Jabiri, Mohammed Abed, Bunyat al-ʿAql al-ʿArabi: Dirasah Tahliliyyah Naqdiyyah li-Nuzum al-Maʿrifah fi al-Thaqafah al-ʿArabiyyah, Markaz Dirasat al-Wahdah al-ʿArabiyyah, Beirut, 1991.</w:t>
+      </w:r>
+    </w:p>
+    <w:p>
+      <w:pPr>
+        <w:spacing w:before="0" w:after="80"/>
+        <w:ind w:left="567" w:hanging="567"/>
+        <w:jc w:val="both"/>
+        <w:lnSpc>
+          <w:lnSpcVal w:line="360" w:lineRule="auto"/>
+        </w:lnSpc>
+      </w:pPr>
+      <w:r>
+        <w:rPr>
+          <w:rFonts w:ascii="Times New Roman" w:hAnsi="Times New Roman"/>
+          <w:sz w:val="22"/>
+        </w:rPr>
+        <w:t>Brown, Jonathan A.C., Hadith: Muhammad’s Legacy in the Medieval and Modern World, Oneworld, Oxford, 2009.</w:t>
+      </w:r>
+    </w:p>
+    <w:p>
+      <w:pPr>
+        <w:spacing w:before="0" w:after="80"/>
+        <w:ind w:left="567" w:hanging="567"/>
+        <w:jc w:val="both"/>
+        <w:lnSpc>
+          <w:lnSpcVal w:line="360" w:lineRule="auto"/>
+        </w:lnSpc>
+      </w:pPr>
+      <w:r>
+        <w:rPr>
+          <w:rFonts w:ascii="Times New Roman" w:hAnsi="Times New Roman"/>
+          <w:sz w:val="22"/>
+        </w:rPr>
+        <w:t>Bruinessen, Martin van (ed.), Contemporary Developments in Indonesian Islam: Explaining the ‘Conservative Turn,’ ISEAS, Singapore, 2013.</w:t>
       </w:r>
     </w:p>
     <w:p>
@@ -5468,7 +6485,7 @@
           <w:rFonts w:ascii="Times New Roman" w:hAnsi="Times New Roman"/>
           <w:sz w:val="22"/>
         </w:rPr>
-        <w:t>Flyvbjerg, Bent, 'Five Misunderstandings About Case-Study Research', Qualitative Inquiry, vol. 12, no. 2, 2006, pp. 219–245.</w:t>
+        <w:t>Creswell, John W., Research Design: Qualitative, Quantitative, and Mixed Methods Approaches, 4th ed., Sage Publications, Thousand Oaks, 2014.</w:t>
       </w:r>
     </w:p>
     <w:p>
@@ -5485,7 +6502,7 @@
           <w:rFonts w:ascii="Times New Roman" w:hAnsi="Times New Roman"/>
           <w:sz w:val="22"/>
         </w:rPr>
-        <w:t>Grimmer, Justin and Stewart, Brandon M., 'Text as Data: The Promise and Pitfalls of Automatic Content Analysis Methods for Political Texts', Political Analysis, vol. 21, no. 3, 2013, pp. 267–297.</w:t>
+        <w:t>Flyvbjerg, Bent, ‘Five Misunderstandings About Case-Study Research’, Qualitative Inquiry, vol. 12, no. 2, 2006, pp. 219–245.</w:t>
       </w:r>
     </w:p>
     <w:p>
@@ -5502,7 +6519,126 @@
           <w:rFonts w:ascii="Times New Roman" w:hAnsi="Times New Roman"/>
           <w:sz w:val="22"/>
         </w:rPr>
-        <w:t>Ha'iri Yazdi, Mehdi, The Principles of Epistemology in Islamic Philosophy: Knowledge by Presence, State University of New York Press, Albany, 1992.</w:t>
+        <w:t>Grimmer, Justin and Stewart, Brandon M., ‘Text as Data: The Promise and Pitfalls of Automatic Content Analysis Methods for Political Texts’, Political Analysis, vol. 21, no. 3, 2013, pp. 267–297.</w:t>
+      </w:r>
+    </w:p>
+    <w:p>
+      <w:pPr>
+        <w:spacing w:before="0" w:after="80"/>
+        <w:ind w:left="567" w:hanging="567"/>
+        <w:jc w:val="both"/>
+        <w:lnSpc>
+          <w:lnSpcVal w:line="360" w:lineRule="auto"/>
+        </w:lnSpc>
+      </w:pPr>
+      <w:r>
+        <w:rPr>
+          <w:rFonts w:ascii="Times New Roman" w:hAnsi="Times New Roman"/>
+          <w:sz w:val="22"/>
+        </w:rPr>
+        <w:t>Gwet, Kilem L., Handbook of Inter-Rater Reliability, 4th ed., Advanced Analytics, Gaithersburg, 2014.</w:t>
+      </w:r>
+    </w:p>
+    <w:p>
+      <w:pPr>
+        <w:spacing w:before="0" w:after="80"/>
+        <w:ind w:left="567" w:hanging="567"/>
+        <w:jc w:val="both"/>
+        <w:lnSpc>
+          <w:lnSpcVal w:line="360" w:lineRule="auto"/>
+        </w:lnSpc>
+      </w:pPr>
+      <w:r>
+        <w:rPr>
+          <w:rFonts w:ascii="Times New Roman" w:hAnsi="Times New Roman"/>
+          <w:sz w:val="22"/>
+        </w:rPr>
+        <w:t>Ha’iri Yazdi, Mehdi, The Principles of Epistemology in Islamic Philosophy: Knowledge by Presence, State University of New York Press, Albany, 1992.</w:t>
+      </w:r>
+    </w:p>
+    <w:p>
+      <w:pPr>
+        <w:spacing w:before="0" w:after="80"/>
+        <w:ind w:left="567" w:hanging="567"/>
+        <w:jc w:val="both"/>
+        <w:lnSpc>
+          <w:lnSpcVal w:line="360" w:lineRule="auto"/>
+        </w:lnSpc>
+      </w:pPr>
+      <w:r>
+        <w:rPr>
+          <w:rFonts w:ascii="Times New Roman" w:hAnsi="Times New Roman"/>
+          <w:sz w:val="22"/>
+        </w:rPr>
+        <w:t>Habermas, Jürgen, The Theory of Communicative Action, vol. 1, Beacon Press, Boston, 1984.</w:t>
+      </w:r>
+    </w:p>
+    <w:p>
+      <w:pPr>
+        <w:spacing w:before="0" w:after="80"/>
+        <w:ind w:left="567" w:hanging="567"/>
+        <w:jc w:val="both"/>
+        <w:lnSpc>
+          <w:lnSpcVal w:line="360" w:lineRule="auto"/>
+        </w:lnSpc>
+      </w:pPr>
+      <w:r>
+        <w:rPr>
+          <w:rFonts w:ascii="Times New Roman" w:hAnsi="Times New Roman"/>
+          <w:sz w:val="22"/>
+        </w:rPr>
+        <w:t>Hallaq, Wael B., Shariʼa: Theory, Practice, Transformations, Cambridge University Press, Cambridge, 2009.</w:t>
+      </w:r>
+    </w:p>
+    <w:p>
+      <w:pPr>
+        <w:spacing w:before="0" w:after="80"/>
+        <w:ind w:left="567" w:hanging="567"/>
+        <w:jc w:val="both"/>
+        <w:lnSpc>
+          <w:lnSpcVal w:line="360" w:lineRule="auto"/>
+        </w:lnSpc>
+      </w:pPr>
+      <w:r>
+        <w:rPr>
+          <w:rFonts w:ascii="Times New Roman" w:hAnsi="Times New Roman"/>
+          <w:sz w:val="22"/>
+        </w:rPr>
+        <w:t>Hefner, Robert W., Civil Islam: Muslims and Democratization in Indonesia, Princeton University Press, Princeton, 2011.</w:t>
+      </w:r>
+    </w:p>
+    <w:p>
+      <w:pPr>
+        <w:spacing w:before="0" w:after="80"/>
+        <w:ind w:left="567" w:hanging="567"/>
+        <w:jc w:val="both"/>
+        <w:lnSpc>
+          <w:lnSpcVal w:line="360" w:lineRule="auto"/>
+        </w:lnSpc>
+      </w:pPr>
+      <w:r>
+        <w:rPr>
+          <w:rFonts w:ascii="Times New Roman" w:hAnsi="Times New Roman"/>
+          <w:sz w:val="22"/>
+        </w:rPr>
+        <w:t>Ibn Hajar al-ʿAsqalani, Taqrib al-Tahdhib, ed. Muhammad ʿAwwama, Dar al-Rashid, Aleppo, 1986.</w:t>
+      </w:r>
+    </w:p>
+    <w:p>
+      <w:pPr>
+        <w:spacing w:before="0" w:after="80"/>
+        <w:ind w:left="567" w:hanging="567"/>
+        <w:jc w:val="both"/>
+        <w:lnSpc>
+          <w:lnSpcVal w:line="360" w:lineRule="auto"/>
+        </w:lnSpc>
+      </w:pPr>
+      <w:r>
+        <w:rPr>
+          <w:rFonts w:ascii="Times New Roman" w:hAnsi="Times New Roman"/>
+          <w:sz w:val="22"/>
+        </w:rPr>
+        <w:t>Israel, Mark and Hay, Iain, Research Ethics for Social Scientists, Sage Publications, London, 2006.</w:t>
       </w:r>
     </w:p>
     <w:p>
@@ -5571,6 +6707,23 @@
           <w:sz w:val="22"/>
         </w:rPr>
         <w:t>Kitcher, Philip, Science, Truth, and Democracy, Oxford University Press, Oxford, 2001.</w:t>
+      </w:r>
+    </w:p>
+    <w:p>
+      <w:pPr>
+        <w:spacing w:before="0" w:after="80"/>
+        <w:ind w:left="567" w:hanging="567"/>
+        <w:jc w:val="both"/>
+        <w:lnSpc>
+          <w:lnSpcVal w:line="360" w:lineRule="auto"/>
+        </w:lnSpc>
+      </w:pPr>
+      <w:r>
+        <w:rPr>
+          <w:rFonts w:ascii="Times New Roman" w:hAnsi="Times New Roman"/>
+          <w:sz w:val="22"/>
+        </w:rPr>
+        <w:t>Krippendorff, Klaus, Content Analysis: An Introduction to Its Methodology, 2nd ed., Sage Publications, Thousand Oaks, 2004.</w:t>
       </w:r>
     </w:p>
     <w:p>
@@ -5706,7 +6859,7 @@
           <w:rFonts w:ascii="Times New Roman" w:hAnsi="Times New Roman"/>
           <w:sz w:val="22"/>
         </w:rPr>
-        <w:t>Pennycook, Gordon, Cannon, Tyrone D., and Rand, David G., 'Prior Exposure Increases Perceived Accuracy of Fake News', Journal of Experimental Psychology: General, vol. 147, no. 12, 2018, pp. 1865–1880.</w:t>
+        <w:t>Pennycook, Gordon, Cannon, Tyrone D., and Rand, David G., ‘Prior Exposure Increases Perceived Accuracy of Fake News’, Journal of Experimental Psychology: General, vol. 147, no. 12, 2018, pp. 1865–1880.</w:t>
       </w:r>
     </w:p>
     <w:p>
@@ -5723,7 +6876,7 @@
           <w:rFonts w:ascii="Times New Roman" w:hAnsi="Times New Roman"/>
           <w:sz w:val="22"/>
         </w:rPr>
-        <w:t>Poole, Keith T. and Rosenthal, Howard, 'A Spatial Model for Legislative Roll Call Analysis', American Journal of Political Science, vol. 29, no. 2, 1985, pp. 357–384.</w:t>
+        <w:t>Poole, Keith T. and Rosenthal, Howard, ‘A Spatial Model for Legislative Roll Call Analysis’, American Journal of Political Science, vol. 29, no. 2, 1985, pp. 357–384.</w:t>
       </w:r>
     </w:p>
     <w:p>
@@ -5757,7 +6910,7 @@
           <w:rFonts w:ascii="Times New Roman" w:hAnsi="Times New Roman"/>
           <w:sz w:val="22"/>
         </w:rPr>
-        <w:t>Quine, W.V., 'Two Dogmas of Empiricism', The Philosophical Review, vol. 60, no. 1, 1951, pp. 20–43.</w:t>
+        <w:t>Quine, W.V., ‘Two Dogmas of Empiricism’, The Philosophical Review, vol. 60, no. 1, 1951, pp. 20–43.</w:t>
       </w:r>
     </w:p>
     <w:p>
@@ -5791,7 +6944,41 @@
           <w:rFonts w:ascii="Times New Roman" w:hAnsi="Times New Roman"/>
           <w:sz w:val="22"/>
         </w:rPr>
-        <w:t>Salton, Gerard and Buckley, Christopher, 'Term-Weighting Approaches in Automatic Text Retrieval', Information Processing and Management, vol. 24, no. 5, 1988, pp. 513–523.</w:t>
+        <w:t>Salton, Gerard and Buckley, Christopher, ‘Term-Weighting Approaches in Automatic Text Retrieval’, Information Processing and Management, vol. 24, no. 5, 1988, pp. 513–523.</w:t>
+      </w:r>
+    </w:p>
+    <w:p>
+      <w:pPr>
+        <w:spacing w:before="0" w:after="80"/>
+        <w:ind w:left="567" w:hanging="567"/>
+        <w:jc w:val="both"/>
+        <w:lnSpc>
+          <w:lnSpcVal w:line="360" w:lineRule="auto"/>
+        </w:lnSpc>
+      </w:pPr>
+      <w:r>
+        <w:rPr>
+          <w:rFonts w:ascii="Times New Roman" w:hAnsi="Times New Roman"/>
+          <w:sz w:val="22"/>
+        </w:rPr>
+        <w:t>Stiglitz, Joseph E., Sen, Amartya, and Fitoussi, Jean-Paul, Mismeasuring Our Lives: Why GDP Doesn’t Add Up, New Press, New York, 2010.</w:t>
+      </w:r>
+    </w:p>
+    <w:p>
+      <w:pPr>
+        <w:spacing w:before="0" w:after="80"/>
+        <w:ind w:left="567" w:hanging="567"/>
+        <w:jc w:val="both"/>
+        <w:lnSpc>
+          <w:lnSpcVal w:line="360" w:lineRule="auto"/>
+        </w:lnSpc>
+      </w:pPr>
+      <w:r>
+        <w:rPr>
+          <w:rFonts w:ascii="Times New Roman" w:hAnsi="Times New Roman"/>
+          <w:sz w:val="22"/>
+        </w:rPr>
+        <w:t>Winter, Tim (ed.), The Cambridge Companion to Classical Islamic Theology, Cambridge University Press, Cambridge, 2008.</w:t>
       </w:r>
     </w:p>
     <w:p>
